--- a/Unity_Kit/contents/Module12_MixedReality/Lab15_VR/Lab15_VR.docx
+++ b/Unity_Kit/contents/Module12_MixedReality/Lab15_VR/Lab15_VR.docx
@@ -1,6 +1,6 @@
 
 <file path=word/document.xml><?xml version="1.0" encoding="utf-8"?>
-<w:document xmlns:wpc="http://schemas.microsoft.com/office/word/2010/wordprocessingCanvas" xmlns:cx="http://schemas.microsoft.com/office/drawing/2014/chartex" xmlns:cx1="http://schemas.microsoft.com/office/drawing/2015/9/8/chartex" xmlns:cx2="http://schemas.microsoft.com/office/drawing/2015/10/21/chartex" xmlns:cx3="http://schemas.microsoft.com/office/drawing/2016/5/9/chartex" xmlns:cx4="http://schemas.microsoft.com/office/drawing/2016/5/10/chartex" xmlns:cx5="http://schemas.microsoft.com/office/drawing/2016/5/11/chartex" xmlns:cx6="http://schemas.microsoft.com/office/drawing/2016/5/12/chartex" xmlns:cx7="http://schemas.microsoft.com/office/drawing/2016/5/13/chartex" xmlns:cx8="http://schemas.microsoft.com/office/drawing/2016/5/14/chartex" xmlns:mc="http://schemas.openxmlformats.org/markup-compatibility/2006" xmlns:aink="http://schemas.microsoft.com/office/drawing/2016/ink" xmlns:am3d="http://schemas.microsoft.com/office/drawing/2017/model3d" xmlns:o="urn:schemas-microsoft-com:office:office" xmlns:r="http://schemas.openxmlformats.org/officeDocument/2006/relationships" xmlns:m="http://schemas.openxmlformats.org/officeDocument/2006/math" xmlns:v="urn:schemas-microsoft-com:vml" xmlns:wp14="http://schemas.microsoft.com/office/word/2010/wordprocessingDrawing" xmlns:wp="http://schemas.openxmlformats.org/drawingml/2006/wordprocessingDrawing" xmlns:w10="urn:schemas-microsoft-com:office:word" xmlns:w="http://schemas.openxmlformats.org/wordprocessingml/2006/main" xmlns:w14="http://schemas.microsoft.com/office/word/2010/wordml" xmlns:w15="http://schemas.microsoft.com/office/word/2012/wordml" xmlns:w16cid="http://schemas.microsoft.com/office/word/2016/wordml/cid" xmlns:w16se="http://schemas.microsoft.com/office/word/2015/wordml/symex" xmlns:wpg="http://schemas.microsoft.com/office/word/2010/wordprocessingGroup" xmlns:wpi="http://schemas.microsoft.com/office/word/2010/wordprocessingInk" xmlns:wne="http://schemas.microsoft.com/office/word/2006/wordml" xmlns:wps="http://schemas.microsoft.com/office/word/2010/wordprocessingShape" mc:Ignorable="w14 w15 w16se w16cid wp14">
+<w:document xmlns:wpc="http://schemas.microsoft.com/office/word/2010/wordprocessingCanvas" xmlns:cx="http://schemas.microsoft.com/office/drawing/2014/chartex" xmlns:cx1="http://schemas.microsoft.com/office/drawing/2015/9/8/chartex" xmlns:cx2="http://schemas.microsoft.com/office/drawing/2015/10/21/chartex" xmlns:cx3="http://schemas.microsoft.com/office/drawing/2016/5/9/chartex" xmlns:cx4="http://schemas.microsoft.com/office/drawing/2016/5/10/chartex" xmlns:cx5="http://schemas.microsoft.com/office/drawing/2016/5/11/chartex" xmlns:cx6="http://schemas.microsoft.com/office/drawing/2016/5/12/chartex" xmlns:cx7="http://schemas.microsoft.com/office/drawing/2016/5/13/chartex" xmlns:cx8="http://schemas.microsoft.com/office/drawing/2016/5/14/chartex" xmlns:mc="http://schemas.openxmlformats.org/markup-compatibility/2006" xmlns:aink="http://schemas.microsoft.com/office/drawing/2016/ink" xmlns:am3d="http://schemas.microsoft.com/office/drawing/2017/model3d" xmlns:o="urn:schemas-microsoft-com:office:office" xmlns:oel="http://schemas.microsoft.com/office/2019/extlst" xmlns:r="http://schemas.openxmlformats.org/officeDocument/2006/relationships" xmlns:m="http://schemas.openxmlformats.org/officeDocument/2006/math" xmlns:v="urn:schemas-microsoft-com:vml" xmlns:wp14="http://schemas.microsoft.com/office/word/2010/wordprocessingDrawing" xmlns:wp="http://schemas.openxmlformats.org/drawingml/2006/wordprocessingDrawing" xmlns:w10="urn:schemas-microsoft-com:office:word" xmlns:w="http://schemas.openxmlformats.org/wordprocessingml/2006/main" xmlns:w14="http://schemas.microsoft.com/office/word/2010/wordml" xmlns:w15="http://schemas.microsoft.com/office/word/2012/wordml" xmlns:w16cex="http://schemas.microsoft.com/office/word/2018/wordml/cex" xmlns:w16cid="http://schemas.microsoft.com/office/word/2016/wordml/cid" xmlns:w16="http://schemas.microsoft.com/office/word/2018/wordml" xmlns:w16du="http://schemas.microsoft.com/office/word/2023/wordml/word16du" xmlns:w16sdtdh="http://schemas.microsoft.com/office/word/2020/wordml/sdtdatahash" xmlns:w16sdtfl="http://schemas.microsoft.com/office/word/2024/wordml/sdtformatlock" xmlns:w16se="http://schemas.microsoft.com/office/word/2015/wordml/symex" xmlns:wpg="http://schemas.microsoft.com/office/word/2010/wordprocessingGroup" xmlns:wpi="http://schemas.microsoft.com/office/word/2010/wordprocessingInk" xmlns:wne="http://schemas.microsoft.com/office/word/2006/wordml" xmlns:wps="http://schemas.microsoft.com/office/word/2010/wordprocessingShape" mc:Ignorable="w14 w15 w16se w16cid w16 w16cex w16sdtdh w16sdtfl w16du wp14">
   <w:body>
     <w:p>
       <w:pPr>
@@ -120,7 +120,19 @@
         <w:rPr>
           <w:b/>
         </w:rPr>
-        <w:t>Issue 1.0</w:t>
+        <w:t xml:space="preserve">Issue </w:t>
+      </w:r>
+      <w:r>
+        <w:rPr>
+          <w:b/>
+        </w:rPr>
+        <w:t>2</w:t>
+      </w:r>
+      <w:r>
+        <w:rPr>
+          <w:b/>
+        </w:rPr>
+        <w:t>.0</w:t>
       </w:r>
     </w:p>
     <w:p>
@@ -229,15 +241,7 @@
               <w:rPr>
                 <w:rStyle w:val="Hyperlink"/>
               </w:rPr>
-              <w:t>Intro</w:t>
-            </w:r>
-            <w:bookmarkStart w:id="2" w:name="_GoBack"/>
-            <w:bookmarkEnd w:id="2"/>
-            <w:r>
-              <w:rPr>
-                <w:rStyle w:val="Hyperlink"/>
-              </w:rPr>
-              <w:t>duction</w:t>
+              <w:t>Introduction</w:t>
             </w:r>
             <w:r>
               <w:rPr>
@@ -1117,7 +1121,7 @@
       <w:pPr>
         <w:pStyle w:val="Heading1"/>
       </w:pPr>
-      <w:bookmarkStart w:id="3" w:name="_Toc36132411"/>
+      <w:bookmarkStart w:id="2" w:name="_Toc36132411"/>
       <w:r>
         <w:lastRenderedPageBreak/>
         <w:t>Introductio</w:t>
@@ -1125,7 +1129,7 @@
       <w:r>
         <w:t>n</w:t>
       </w:r>
-      <w:bookmarkEnd w:id="3"/>
+      <w:bookmarkEnd w:id="2"/>
     </w:p>
     <w:p>
       <w:pPr>
@@ -1139,22 +1143,72 @@
         <w:t>,</w:t>
       </w:r>
       <w:r>
-        <w:t xml:space="preserve"> we will adapt our existing game to allow the use of Virtual reality</w:t>
-      </w:r>
-      <w:r>
-        <w:t>;</w:t>
-      </w:r>
-      <w:r>
-        <w:t xml:space="preserve"> we will do this by setting up a new scene. This will be linked to the main menu by adding a VR button that will load a version of our game that is VR enabled.</w:t>
-      </w:r>
-      <w:r>
-        <w:t xml:space="preserve"> We can use a number of different VR devices, but we will develop this for Google Cardboard, which is a cheap VR solution. Then</w:t>
+        <w:t xml:space="preserve"> we will adapt our existing game to allow the use of </w:t>
+      </w:r>
+      <w:r>
+        <w:t>v</w:t>
+      </w:r>
+      <w:r>
+        <w:t>irtual reality</w:t>
+      </w:r>
+      <w:r>
+        <w:t>.</w:t>
+      </w:r>
+      <w:r>
+        <w:t xml:space="preserve"> </w:t>
+      </w:r>
+      <w:r>
+        <w:t>W</w:t>
+      </w:r>
+      <w:r>
+        <w:t>e will do this by setting up a new scene. This will be linked to the main menu by adding a VR button that load</w:t>
+      </w:r>
+      <w:r>
+        <w:t>s</w:t>
+      </w:r>
+      <w:r>
+        <w:t xml:space="preserve"> a </w:t>
+      </w:r>
+      <w:r>
+        <w:t xml:space="preserve">VR-enabled </w:t>
+      </w:r>
+      <w:r>
+        <w:t>version of our game.</w:t>
+      </w:r>
+      <w:r>
+        <w:t xml:space="preserve"> We can use </w:t>
+      </w:r>
+      <w:proofErr w:type="gramStart"/>
+      <w:r>
+        <w:t>a number of</w:t>
+      </w:r>
+      <w:proofErr w:type="gramEnd"/>
+      <w:r>
+        <w:t xml:space="preserve"> different VR devices, but we will develop this for Google Cardboard, which is a </w:t>
+      </w:r>
+      <w:r>
+        <w:t>low-cost</w:t>
+      </w:r>
+      <w:r>
+        <w:t xml:space="preserve"> VR solution. Then</w:t>
       </w:r>
       <w:r>
         <w:t>,</w:t>
       </w:r>
       <w:r>
-        <w:t xml:space="preserve"> you will learn how you can extend the VR experience to other devices such as the Gear VR and the Oculus Rift.</w:t>
+        <w:t xml:space="preserve"> you will learn how </w:t>
+      </w:r>
+      <w:r>
+        <w:t>to</w:t>
+      </w:r>
+      <w:r>
+        <w:t xml:space="preserve"> extend the VR experience to other devices</w:t>
+      </w:r>
+      <w:r>
+        <w:t>,</w:t>
+      </w:r>
+      <w:r>
+        <w:t xml:space="preserve"> such as the Gear VR and the Oculus Rift.</w:t>
       </w:r>
     </w:p>
     <w:p>
@@ -1162,7 +1216,7 @@
         <w:pStyle w:val="Heading1"/>
         <w:jc w:val="both"/>
       </w:pPr>
-      <w:bookmarkStart w:id="4" w:name="_Toc36132412"/>
+      <w:bookmarkStart w:id="3" w:name="_Toc36132412"/>
       <w:r>
         <w:t xml:space="preserve">Creating </w:t>
       </w:r>
@@ -1172,7 +1226,7 @@
       <w:r>
         <w:t>new scene for Google Cardboard</w:t>
       </w:r>
-      <w:bookmarkEnd w:id="4"/>
+      <w:bookmarkEnd w:id="3"/>
     </w:p>
     <w:p>
       <w:pPr>
@@ -1186,13 +1240,19 @@
         <w:t>,</w:t>
       </w:r>
       <w:r>
-        <w:t xml:space="preserve"> we will be working further on from our previous chess room scene,</w:t>
+        <w:t xml:space="preserve"> we will </w:t>
+      </w:r>
+      <w:r>
+        <w:t>continue working</w:t>
+      </w:r>
+      <w:r>
+        <w:t xml:space="preserve"> from our previous chess room scene,</w:t>
       </w:r>
       <w:r>
         <w:t xml:space="preserve"> but </w:t>
       </w:r>
       <w:r>
-        <w:t>we’ll be adding a new scene with the new VR mode.</w:t>
+        <w:t>we’ll add a new scene with the new VR mode.</w:t>
       </w:r>
     </w:p>
     <w:p>
@@ -1200,11 +1260,11 @@
         <w:pStyle w:val="Heading2"/>
         <w:jc w:val="both"/>
       </w:pPr>
-      <w:bookmarkStart w:id="5" w:name="_Toc36132413"/>
+      <w:bookmarkStart w:id="4" w:name="_Toc36132413"/>
       <w:r>
         <w:t>Enabling VR support</w:t>
       </w:r>
-      <w:bookmarkEnd w:id="5"/>
+      <w:bookmarkEnd w:id="4"/>
     </w:p>
     <w:p>
       <w:pPr>
@@ -1212,7 +1272,13 @@
         <w:jc w:val="both"/>
       </w:pPr>
       <w:r>
-        <w:t>Unity has built in support for VR experience targeted at multiple devices (Google Cardboard, Oculus Rift</w:t>
+        <w:t>Unity has built</w:t>
+      </w:r>
+      <w:r>
+        <w:t>-</w:t>
+      </w:r>
+      <w:r>
+        <w:t>in support for VR experience targeted at multiple devices (Google Cardboard, Oculus Rift</w:t>
       </w:r>
       <w:r>
         <w:t>,</w:t>
@@ -1233,10 +1299,16 @@
         <w:t>easiest options</w:t>
       </w:r>
       <w:r>
-        <w:t>;</w:t>
-      </w:r>
-      <w:r>
-        <w:t xml:space="preserve"> you can build one yourself at home. More details on that can be found here: </w:t>
+        <w:t>.</w:t>
+      </w:r>
+      <w:r>
+        <w:t xml:space="preserve"> </w:t>
+      </w:r>
+      <w:r>
+        <w:t>Y</w:t>
+      </w:r>
+      <w:r>
+        <w:t xml:space="preserve">ou can build one yourself at home. More details can be found here: </w:t>
       </w:r>
       <w:hyperlink r:id="rId12" w:history="1">
         <w:r>
@@ -1259,7 +1331,7 @@
           <w:noProof/>
         </w:rPr>
         <w:drawing>
-          <wp:anchor distT="0" distB="0" distL="114300" distR="114300" simplePos="0" relativeHeight="251660288" behindDoc="0" locked="0" layoutInCell="1" allowOverlap="1" wp14:anchorId="23F7DD17" wp14:editId="00573566">
+          <wp:anchor distT="0" distB="0" distL="114300" distR="114300" simplePos="0" relativeHeight="251660288" behindDoc="0" locked="0" layoutInCell="1" allowOverlap="1" wp14:anchorId="23F7DD17" wp14:editId="77C9D669">
             <wp:simplePos x="0" y="0"/>
             <wp:positionH relativeFrom="margin">
               <wp:align>right</wp:align>
@@ -1317,7 +1389,7 @@
         </w:drawing>
       </w:r>
       <w:r>
-        <w:t>To be able to use the VR features in Unity</w:t>
+        <w:t>To use the VR features in Unity</w:t>
       </w:r>
       <w:r>
         <w:t>,</w:t>
@@ -1350,7 +1422,16 @@
         <w:jc w:val="both"/>
       </w:pPr>
       <w:r>
-        <w:t>Select Android and Switch Platforms</w:t>
+        <w:t xml:space="preserve">Select Android and </w:t>
+      </w:r>
+      <w:r>
+        <w:t xml:space="preserve">click </w:t>
+      </w:r>
+      <w:r>
+        <w:t>Switch Platform</w:t>
+      </w:r>
+      <w:r>
+        <w:t>.</w:t>
       </w:r>
     </w:p>
     <w:p>
@@ -1376,7 +1457,31 @@
         <w:t xml:space="preserve"> and then </w:t>
       </w:r>
       <w:r>
-        <w:t>Other Setting. Make the minimum supported API 4.4</w:t>
+        <w:t>Other Setting</w:t>
+      </w:r>
+      <w:r>
+        <w:t>s</w:t>
+      </w:r>
+      <w:r>
+        <w:t xml:space="preserve">. </w:t>
+      </w:r>
+      <w:r>
+        <w:t>Set</w:t>
+      </w:r>
+      <w:r>
+        <w:t xml:space="preserve"> </w:t>
+      </w:r>
+      <w:r>
+        <w:t>the minimum supported API</w:t>
+      </w:r>
+      <w:r>
+        <w:t xml:space="preserve"> level to</w:t>
+      </w:r>
+      <w:r>
+        <w:t xml:space="preserve"> 4.4</w:t>
+      </w:r>
+      <w:r>
+        <w:t>.</w:t>
       </w:r>
     </w:p>
     <w:p>
@@ -1393,7 +1498,13 @@
         <w:t>Now select</w:t>
       </w:r>
       <w:r>
-        <w:t xml:space="preserve"> XR Settings. Tick the Virtual Reality Supported box. You will then be prompted to select a Virtual Reality SDK. Click on the little plus and select Cardboard</w:t>
+        <w:t xml:space="preserve"> XR Settings. Tick the Virtual Reality Supported box. You will then be prompted to select a Virtual Reality SDK. Click on the </w:t>
+      </w:r>
+      <w:r>
+        <w:t>+ button</w:t>
+      </w:r>
+      <w:r>
+        <w:t xml:space="preserve"> and select Cardboard</w:t>
       </w:r>
       <w:r>
         <w:t>.</w:t>
@@ -1404,11 +1515,11 @@
         <w:pStyle w:val="Heading1"/>
         <w:jc w:val="both"/>
       </w:pPr>
-      <w:bookmarkStart w:id="6" w:name="_Toc36132414"/>
+      <w:bookmarkStart w:id="5" w:name="_Toc36132414"/>
       <w:r>
         <w:t>The scene</w:t>
       </w:r>
-      <w:bookmarkEnd w:id="6"/>
+      <w:bookmarkEnd w:id="5"/>
     </w:p>
     <w:p>
       <w:pPr>
@@ -1428,7 +1539,19 @@
         <w:t>repurpose the</w:t>
       </w:r>
       <w:r>
-        <w:t xml:space="preserve"> main scene of the game for this lab,</w:t>
+        <w:t xml:space="preserve"> main </w:t>
+      </w:r>
+      <w:r>
+        <w:t xml:space="preserve">game </w:t>
+      </w:r>
+      <w:r>
+        <w:t>scene</w:t>
+      </w:r>
+      <w:r>
+        <w:t xml:space="preserve"> </w:t>
+      </w:r>
+      <w:r>
+        <w:t>for this lab,</w:t>
       </w:r>
       <w:r>
         <w:t xml:space="preserve"> with </w:t>
@@ -1438,6 +1561,9 @@
       </w:r>
       <w:r>
         <w:t xml:space="preserve"> adjustments</w:t>
+      </w:r>
+      <w:r>
+        <w:t>,</w:t>
       </w:r>
       <w:r>
         <w:t xml:space="preserve"> as GUI elements such as buttons don’t work the same way in VR. </w:t>
@@ -1512,7 +1638,13 @@
         <w:rPr>
           <w:bCs/>
         </w:rPr>
-        <w:t xml:space="preserve"> and any other objects that contain buttons.</w:t>
+        <w:t>, along with</w:t>
+      </w:r>
+      <w:r>
+        <w:rPr>
+          <w:bCs/>
+        </w:rPr>
+        <w:t xml:space="preserve"> any other objects that contain buttons.</w:t>
       </w:r>
       <w:r>
         <w:rPr>
@@ -1598,6 +1730,12 @@
         <w:rPr>
           <w:bCs/>
         </w:rPr>
+        <w:t>,</w:t>
+      </w:r>
+      <w:r>
+        <w:rPr>
+          <w:bCs/>
+        </w:rPr>
         <w:t xml:space="preserve"> and all the GUIElements</w:t>
       </w:r>
       <w:r>
@@ -1630,7 +1768,7 @@
         <w:pStyle w:val="Heading1"/>
         <w:jc w:val="both"/>
       </w:pPr>
-      <w:bookmarkStart w:id="7" w:name="_Toc36132415"/>
+      <w:bookmarkStart w:id="6" w:name="_Toc36132415"/>
       <w:r>
         <w:rPr>
           <w:noProof/>
@@ -1703,84 +1841,212 @@
       <w:r>
         <w:t>The camera</w:t>
       </w:r>
-      <w:bookmarkEnd w:id="7"/>
+      <w:bookmarkEnd w:id="6"/>
     </w:p>
     <w:p>
       <w:pPr>
         <w:jc w:val="both"/>
       </w:pPr>
       <w:r>
-        <w:t xml:space="preserve">To create a VR scene onto a VR device, the images must be rendered on a SBS view (side by side). Consider how our eyes work; these have a slight separation of a couple of </w:t>
+        <w:t xml:space="preserve">To create a VR scene </w:t>
+      </w:r>
+      <w:r>
+        <w:t>for</w:t>
+      </w:r>
+      <w:r>
+        <w:t xml:space="preserve"> a VR device, the images must be rendered </w:t>
+      </w:r>
+      <w:r>
+        <w:t>i</w:t>
+      </w:r>
+      <w:r>
+        <w:t>n a</w:t>
+      </w:r>
+      <w:r>
+        <w:t>n</w:t>
+      </w:r>
+      <w:r>
+        <w:t xml:space="preserve"> SBS (side</w:t>
+      </w:r>
+      <w:r>
+        <w:t>-</w:t>
+      </w:r>
+      <w:r>
+        <w:t>by</w:t>
+      </w:r>
+      <w:r>
+        <w:t>-</w:t>
+      </w:r>
+      <w:r>
+        <w:t>side)</w:t>
+      </w:r>
+      <w:r>
+        <w:t xml:space="preserve"> view</w:t>
+      </w:r>
+      <w:r>
+        <w:t>. Consider how our eyes work; the</w:t>
+      </w:r>
+      <w:r>
+        <w:t xml:space="preserve">y are separated by </w:t>
+      </w:r>
+      <w:r>
+        <w:t xml:space="preserve">a </w:t>
+      </w:r>
+      <w:r>
+        <w:t xml:space="preserve">few </w:t>
       </w:r>
       <w:r>
         <w:t>centimeters</w:t>
       </w:r>
       <w:r>
-        <w:t xml:space="preserve"> in between each other’s. Look to the image to the right</w:t>
+        <w:t>.</w:t>
+      </w:r>
+      <w:r>
+        <w:t xml:space="preserve"> Look </w:t>
+      </w:r>
+      <w:r>
+        <w:t>at</w:t>
+      </w:r>
+      <w:r>
+        <w:t xml:space="preserve"> the image to the right</w:t>
+      </w:r>
+      <w:r>
+        <w:t>.</w:t>
+      </w:r>
+      <w:r>
+        <w:t xml:space="preserve"> </w:t>
+      </w:r>
+      <w:r>
+        <w:t>T</w:t>
+      </w:r>
+      <w:r>
+        <w:t xml:space="preserve">his is a rough </w:t>
+      </w:r>
+      <w:r>
+        <w:t xml:space="preserve">approximation </w:t>
+      </w:r>
+      <w:r>
+        <w:t>of how our vi</w:t>
+      </w:r>
+      <w:r>
+        <w:t>sion</w:t>
+      </w:r>
+      <w:r>
+        <w:t xml:space="preserve"> works. To create a VR experience</w:t>
+      </w:r>
+      <w:r>
+        <w:t xml:space="preserve"> that is as</w:t>
+      </w:r>
+      <w:r>
+        <w:t xml:space="preserve"> close </w:t>
+      </w:r>
+      <w:r>
+        <w:t>to</w:t>
+      </w:r>
+      <w:r>
+        <w:t xml:space="preserve"> reality as possible, the camera needs to recreate these visual conditions.</w:t>
+      </w:r>
+    </w:p>
+    <w:p>
+      <w:pPr>
+        <w:jc w:val="both"/>
+      </w:pPr>
+      <w:proofErr w:type="gramStart"/>
+      <w:r>
+        <w:t>In order to</w:t>
+      </w:r>
+      <w:proofErr w:type="gramEnd"/>
+      <w:r>
+        <w:t xml:space="preserve"> trick the human brain</w:t>
+      </w:r>
+      <w:r>
+        <w:t>,</w:t>
+      </w:r>
+      <w:r>
+        <w:t xml:space="preserve"> we need to </w:t>
+      </w:r>
+      <w:r>
+        <w:t>provide</w:t>
+      </w:r>
+      <w:r>
+        <w:t xml:space="preserve"> two slightly different viewpoints of the same object, simulating the </w:t>
+      </w:r>
+      <w:r>
+        <w:t>behavior</w:t>
+      </w:r>
+      <w:r>
+        <w:t xml:space="preserve"> of the eyes. To do this, we need two cameras with</w:t>
+      </w:r>
+      <w:r>
+        <w:t xml:space="preserve"> a small separation:</w:t>
+      </w:r>
+      <w:r>
+        <w:t xml:space="preserve"> one </w:t>
+      </w:r>
+      <w:r>
+        <w:t xml:space="preserve">for the </w:t>
+      </w:r>
+      <w:r>
+        <w:t>left</w:t>
+      </w:r>
+      <w:r>
+        <w:t xml:space="preserve"> eye</w:t>
+      </w:r>
+      <w:r>
+        <w:t xml:space="preserve"> and one</w:t>
+      </w:r>
+      <w:r>
+        <w:t xml:space="preserve"> for the right eye</w:t>
+      </w:r>
+      <w:r>
+        <w:t>,</w:t>
+      </w:r>
+      <w:r>
+        <w:t xml:space="preserve"> </w:t>
+      </w:r>
+      <w:r>
+        <w:t xml:space="preserve">providing </w:t>
+      </w:r>
+      <w:r>
+        <w:t>different viewpoints</w:t>
+      </w:r>
+      <w:r>
+        <w:t>.</w:t>
+      </w:r>
+    </w:p>
+    <w:p>
+      <w:pPr>
+        <w:jc w:val="both"/>
+        <w:rPr>
+          <w:noProof/>
+        </w:rPr>
+      </w:pPr>
+      <w:r>
+        <w:t>Thanks to the VR support enabled in Unity</w:t>
       </w:r>
       <w:r>
         <w:t>;</w:t>
       </w:r>
       <w:r>
-        <w:t xml:space="preserve"> this is a rough estimation of how our view works. To create a VR experience close </w:t>
-      </w:r>
-      <w:r>
-        <w:t>to</w:t>
-      </w:r>
-      <w:r>
-        <w:t xml:space="preserve"> reality as much as possible, the camera needs to recreate these visual conditions.</w:t>
-      </w:r>
-    </w:p>
-    <w:p>
-      <w:pPr>
-        <w:jc w:val="both"/>
-      </w:pPr>
-      <w:r>
-        <w:t>In order to trick the human brain</w:t>
-      </w:r>
-      <w:r>
-        <w:t>,</w:t>
-      </w:r>
-      <w:r>
-        <w:t xml:space="preserve"> we need to give it two slightly different viewpoints of the same object, simulating the </w:t>
-      </w:r>
-      <w:r>
-        <w:t>behavior</w:t>
-      </w:r>
-      <w:r>
-        <w:t xml:space="preserve"> of the eyes. To do this, we need to have two cameras with padding, one left and one right</w:t>
-      </w:r>
-      <w:r>
-        <w:t>,</w:t>
-      </w:r>
-      <w:r>
-        <w:t xml:space="preserve"> to supply different viewpoints</w:t>
-      </w:r>
-      <w:r>
-        <w:t>.</w:t>
-      </w:r>
-    </w:p>
-    <w:p>
-      <w:pPr>
-        <w:jc w:val="both"/>
-        <w:rPr>
-          <w:noProof/>
-        </w:rPr>
-      </w:pPr>
-      <w:r>
-        <w:t>Thanks to the VR support enabled in Unity</w:t>
-      </w:r>
-      <w:r>
-        <w:t>;</w:t>
-      </w:r>
-      <w:r>
-        <w:t xml:space="preserve"> the Main Camera of the game will now automatically render to the head-mount display you have selected</w:t>
+        <w:t xml:space="preserve"> the Main Camera of the game will now automatically render to the head-mount</w:t>
+      </w:r>
+      <w:r>
+        <w:t>ed</w:t>
+      </w:r>
+      <w:r>
+        <w:t xml:space="preserve"> display you have selected</w:t>
       </w:r>
       <w:r>
         <w:t xml:space="preserve"> (Cardboard) </w:t>
       </w:r>
       <w:r>
-        <w:t>and track head movement to be able to change the field of view.</w:t>
+        <w:t xml:space="preserve">and track head movement to </w:t>
+      </w:r>
+      <w:r>
+        <w:t xml:space="preserve">adjust </w:t>
+      </w:r>
+      <w:r>
+        <w:t>the field of view.</w:t>
       </w:r>
     </w:p>
     <w:p>
@@ -1856,7 +2122,21 @@
         </w:drawing>
       </w:r>
       <w:r>
-        <w:t>The scene will render to the two separate images, corresponding to each eye</w:t>
+        <w:t xml:space="preserve">The scene will </w:t>
+      </w:r>
+      <w:proofErr w:type="gramStart"/>
+      <w:r>
+        <w:t>render</w:t>
+      </w:r>
+      <w:proofErr w:type="gramEnd"/>
+      <w:r>
+        <w:t xml:space="preserve"> </w:t>
+      </w:r>
+      <w:r>
+        <w:t xml:space="preserve">as </w:t>
+      </w:r>
+      <w:r>
+        <w:t>two separate images, corresponding to each eye</w:t>
       </w:r>
       <w:r>
         <w:t>,</w:t>
@@ -1893,18 +2173,27 @@
         <w:pStyle w:val="Heading1"/>
         <w:jc w:val="both"/>
       </w:pPr>
-      <w:bookmarkStart w:id="8" w:name="_Toc36132416"/>
+      <w:bookmarkStart w:id="7" w:name="_Toc36132416"/>
       <w:r>
         <w:t>UI elements</w:t>
       </w:r>
-      <w:bookmarkEnd w:id="8"/>
+      <w:bookmarkEnd w:id="7"/>
     </w:p>
     <w:p>
       <w:pPr>
         <w:jc w:val="both"/>
       </w:pPr>
       <w:r>
-        <w:t>As mentioned before, text is not displayed properly in the VR setting</w:t>
+        <w:t xml:space="preserve">As mentioned before, text is not displayed properly in </w:t>
+      </w:r>
+      <w:r>
+        <w:t>a</w:t>
+      </w:r>
+      <w:r>
+        <w:t xml:space="preserve"> </w:t>
+      </w:r>
+      <w:r>
+        <w:t>VR setting</w:t>
       </w:r>
       <w:r>
         <w:t xml:space="preserve">. We will explore using </w:t>
@@ -1955,30 +2244,66 @@
         <w:rPr>
           <w:b/>
           <w:bCs/>
-          <w:i/>
-          <w:iCs/>
-        </w:rPr>
-      </w:pPr>
-      <w:r>
-        <w:t>Now try to add a TextMeshPro from GameObject</w:t>
-      </w:r>
-      <w:r>
-        <w:t xml:space="preserve"> -&gt; </w:t>
-      </w:r>
-      <w:r>
-        <w:t>UI</w:t>
-      </w:r>
-      <w:r>
-        <w:t xml:space="preserve">-&gt; </w:t>
-      </w:r>
+        </w:rPr>
+      </w:pPr>
+      <w:r>
+        <w:t xml:space="preserve">Now try to add a TextMeshPro from </w:t>
+      </w:r>
+      <w:proofErr w:type="spellStart"/>
       <w:r>
         <w:rPr>
           <w:b/>
           <w:bCs/>
-          <w:i/>
-          <w:iCs/>
-        </w:rPr>
-        <w:t>Text-TextMeshPro</w:t>
+        </w:rPr>
+        <w:t>GameObject</w:t>
+      </w:r>
+      <w:proofErr w:type="spellEnd"/>
+      <w:r>
+        <w:rPr>
+          <w:b/>
+          <w:bCs/>
+        </w:rPr>
+        <w:t xml:space="preserve"> -&gt; </w:t>
+      </w:r>
+      <w:r>
+        <w:rPr>
+          <w:b/>
+          <w:bCs/>
+        </w:rPr>
+        <w:t>UI</w:t>
+      </w:r>
+      <w:r>
+        <w:rPr>
+          <w:b/>
+          <w:bCs/>
+        </w:rPr>
+        <w:t>-&gt;</w:t>
+      </w:r>
+      <w:r>
+        <w:t xml:space="preserve"> </w:t>
+      </w:r>
+      <w:r>
+        <w:rPr>
+          <w:b/>
+          <w:bCs/>
+        </w:rPr>
+        <w:t>Text-</w:t>
+      </w:r>
+      <w:proofErr w:type="spellStart"/>
+      <w:r>
+        <w:rPr>
+          <w:b/>
+          <w:bCs/>
+        </w:rPr>
+        <w:t>TextMeshPro</w:t>
+      </w:r>
+      <w:proofErr w:type="spellEnd"/>
+      <w:r>
+        <w:rPr>
+          <w:b/>
+          <w:bCs/>
+        </w:rPr>
+        <w:t>.</w:t>
       </w:r>
     </w:p>
     <w:p>
@@ -1998,7 +2323,19 @@
         <w:t>essentials</w:t>
       </w:r>
       <w:r>
-        <w:t>, or alternatively if you wish to explore this more, import the examples and sample scenes as well</w:t>
+        <w:t xml:space="preserve"> or</w:t>
+      </w:r>
+      <w:r>
+        <w:t xml:space="preserve">, if you wish to explore this </w:t>
+      </w:r>
+      <w:r>
+        <w:t>further</w:t>
+      </w:r>
+      <w:r>
+        <w:t>, import the examples and sample scenes as well</w:t>
+      </w:r>
+      <w:r>
+        <w:t>.</w:t>
       </w:r>
     </w:p>
     <w:p>
@@ -2018,16 +2355,58 @@
       </w:r>
       <w:r>
         <w:rPr>
-          <w:i/>
-          <w:iCs/>
-        </w:rPr>
-        <w:t>Text-TextMeshPro</w:t>
-      </w:r>
-      <w:r>
-        <w:t xml:space="preserve"> game object to the scene. We would like this text to display how much time we have let in the game.</w:t>
-      </w:r>
-      <w:r>
-        <w:t xml:space="preserve"> Name it “timeCounter”</w:t>
+          <w:b/>
+          <w:bCs/>
+        </w:rPr>
+        <w:t>Text-</w:t>
+      </w:r>
+      <w:proofErr w:type="spellStart"/>
+      <w:r>
+        <w:rPr>
+          <w:b/>
+          <w:bCs/>
+        </w:rPr>
+        <w:t>TextMeshPro</w:t>
+      </w:r>
+      <w:proofErr w:type="spellEnd"/>
+      <w:r>
+        <w:t xml:space="preserve"> </w:t>
+      </w:r>
+      <w:proofErr w:type="spellStart"/>
+      <w:r>
+        <w:t>G</w:t>
+      </w:r>
+      <w:r>
+        <w:t>ame</w:t>
+      </w:r>
+      <w:r>
+        <w:t>O</w:t>
+      </w:r>
+      <w:r>
+        <w:t>bject</w:t>
+      </w:r>
+      <w:proofErr w:type="spellEnd"/>
+      <w:r>
+        <w:t xml:space="preserve"> to the scene. We would like this text to display how much time we have le</w:t>
+      </w:r>
+      <w:r>
+        <w:t>f</w:t>
+      </w:r>
+      <w:r>
+        <w:t>t in the game.</w:t>
+      </w:r>
+      <w:r>
+        <w:t xml:space="preserve"> Name it “</w:t>
+      </w:r>
+      <w:r>
+        <w:rPr>
+          <w:b/>
+          <w:bCs/>
+        </w:rPr>
+        <w:t>timeCounter</w:t>
+      </w:r>
+      <w:r>
+        <w:t>”</w:t>
       </w:r>
     </w:p>
     <w:p>
@@ -2044,24 +2423,48 @@
       </w:r>
       <w:r>
         <w:rPr>
-          <w:i/>
-          <w:iCs/>
+          <w:b/>
+          <w:bCs/>
         </w:rPr>
         <w:t>Text-TextMeshPro</w:t>
       </w:r>
       <w:r>
-        <w:t>. We would like this text to be displayed when the time is up. Name it “timeUp</w:t>
-      </w:r>
+        <w:t>. We would like this text to be displayed when the time is up. Name it “</w:t>
+      </w:r>
+      <w:proofErr w:type="spellStart"/>
+      <w:r>
+        <w:rPr>
+          <w:b/>
+          <w:bCs/>
+        </w:rPr>
+        <w:t>timeUp</w:t>
+      </w:r>
+      <w:proofErr w:type="spellEnd"/>
       <w:r>
         <w:t>”</w:t>
       </w:r>
+      <w:r>
+        <w:t>.</w:t>
+      </w:r>
     </w:p>
     <w:p>
       <w:pPr>
         <w:jc w:val="both"/>
       </w:pPr>
       <w:r>
-        <w:t>In VR, setting the location of the text is tricky because if it’s fixed, it won’t always appear in the field of view. Because of that, we would like our text to move along with the camera.</w:t>
+        <w:t>In VR, setting the location of the text is tricky because</w:t>
+      </w:r>
+      <w:r>
+        <w:t>,</w:t>
+      </w:r>
+      <w:r>
+        <w:t xml:space="preserve"> if it’s fixed, it won’t always appear in the field of view. Because of that, we would like </w:t>
+      </w:r>
+      <w:r>
+        <w:t>the</w:t>
+      </w:r>
+      <w:r>
+        <w:t xml:space="preserve"> text to move along with the camera.</w:t>
       </w:r>
     </w:p>
     <w:p>
@@ -2080,7 +2483,14 @@
         <w:t xml:space="preserve">the Canvas of your </w:t>
       </w:r>
       <w:r>
-        <w:t xml:space="preserve">TextMeshPro </w:t>
+        <w:rPr>
+          <w:b/>
+          <w:bCs/>
+        </w:rPr>
+        <w:t>TextMeshPro</w:t>
+      </w:r>
+      <w:r>
+        <w:t xml:space="preserve"> </w:t>
       </w:r>
       <w:r>
         <w:t xml:space="preserve">objects </w:t>
@@ -2092,7 +2502,36 @@
         <w:t xml:space="preserve"> of the </w:t>
       </w:r>
       <w:r>
-        <w:t xml:space="preserve">“textObject” and then make “textObject” a child of the </w:t>
+        <w:t>“</w:t>
+      </w:r>
+      <w:proofErr w:type="spellStart"/>
+      <w:r>
+        <w:rPr>
+          <w:b/>
+          <w:bCs/>
+        </w:rPr>
+        <w:t>textObject</w:t>
+      </w:r>
+      <w:proofErr w:type="spellEnd"/>
+      <w:r>
+        <w:rPr>
+          <w:b/>
+          <w:bCs/>
+        </w:rPr>
+        <w:t>,</w:t>
+      </w:r>
+      <w:r>
+        <w:t>” and then make “</w:t>
+      </w:r>
+      <w:r>
+        <w:rPr>
+          <w:b/>
+          <w:bCs/>
+        </w:rPr>
+        <w:t>textObject</w:t>
+      </w:r>
+      <w:r>
+        <w:t xml:space="preserve">” a child of the </w:t>
       </w:r>
       <w:r>
         <w:t>Main Camera so they can move together</w:t>
@@ -2108,13 +2547,60 @@
         <w:jc w:val="both"/>
       </w:pPr>
       <w:r>
-        <w:t xml:space="preserve">In the Inspector panel for the Canvas, change the Render Mode to World Space </w:t>
+        <w:t xml:space="preserve">In the Inspector panel for the Canvas, change the </w:t>
+      </w:r>
+      <w:r>
+        <w:rPr>
+          <w:b/>
+          <w:bCs/>
+        </w:rPr>
+        <w:t>Render Mode</w:t>
+      </w:r>
+      <w:r>
+        <w:t xml:space="preserve"> to </w:t>
+      </w:r>
+      <w:r>
+        <w:rPr>
+          <w:b/>
+          <w:bCs/>
+        </w:rPr>
+        <w:t>World Space</w:t>
+      </w:r>
+      <w:r>
+        <w:rPr>
+          <w:b/>
+          <w:bCs/>
+        </w:rPr>
+        <w:t>,</w:t>
+      </w:r>
+      <w:r>
+        <w:t xml:space="preserve"> </w:t>
       </w:r>
       <w:r>
         <w:t xml:space="preserve">and </w:t>
       </w:r>
       <w:r>
-        <w:t>then drag and drop the Main Camera in the Event Camera slot.</w:t>
+        <w:t xml:space="preserve">then drag and drop the </w:t>
+      </w:r>
+      <w:r>
+        <w:rPr>
+          <w:b/>
+          <w:bCs/>
+        </w:rPr>
+        <w:t>Main Camera</w:t>
+      </w:r>
+      <w:r>
+        <w:t xml:space="preserve"> in the </w:t>
+      </w:r>
+      <w:r>
+        <w:rPr>
+          <w:b/>
+          <w:bCs/>
+        </w:rPr>
+        <w:t>Event Camera</w:t>
+      </w:r>
+      <w:r>
+        <w:t xml:space="preserve"> slot.</w:t>
       </w:r>
     </w:p>
     <w:p>
@@ -2127,19 +2613,63 @@
         <w:jc w:val="both"/>
       </w:pPr>
       <w:r>
-        <w:t xml:space="preserve">Try to switch to the Game view instead of the Scene view so you can see the field of view. Now adjust the position of the </w:t>
-      </w:r>
-      <w:r>
-        <w:t>TextMeshPro object</w:t>
+        <w:t xml:space="preserve">Try to switch to the </w:t>
+      </w:r>
+      <w:r>
+        <w:rPr>
+          <w:b/>
+          <w:bCs/>
+        </w:rPr>
+        <w:t>Game</w:t>
+      </w:r>
+      <w:r>
+        <w:t xml:space="preserve"> view instead of the </w:t>
+      </w:r>
+      <w:r>
+        <w:rPr>
+          <w:b/>
+          <w:bCs/>
+        </w:rPr>
+        <w:t>Scene</w:t>
+      </w:r>
+      <w:r>
+        <w:t xml:space="preserve"> view so</w:t>
+      </w:r>
+      <w:r>
+        <w:t xml:space="preserve"> that</w:t>
+      </w:r>
+      <w:r>
+        <w:t xml:space="preserve"> you can see the field of view. Now adjust the position of the </w:t>
+      </w:r>
+      <w:proofErr w:type="spellStart"/>
+      <w:r>
+        <w:rPr>
+          <w:b/>
+          <w:bCs/>
+        </w:rPr>
+        <w:t>TextMeshPro</w:t>
+      </w:r>
+      <w:proofErr w:type="spellEnd"/>
+      <w:r>
+        <w:t xml:space="preserve"> object</w:t>
       </w:r>
       <w:r>
         <w:t>s</w:t>
       </w:r>
       <w:r>
-        <w:t xml:space="preserve"> accordingly,</w:t>
-      </w:r>
-      <w:r>
-        <w:t xml:space="preserve"> resize the canvas</w:t>
+        <w:t xml:space="preserve"> accordingly</w:t>
+      </w:r>
+      <w:r>
+        <w:t>.</w:t>
+      </w:r>
+      <w:r>
+        <w:t xml:space="preserve"> </w:t>
+      </w:r>
+      <w:r>
+        <w:t>R</w:t>
+      </w:r>
+      <w:r>
+        <w:t>esize the canvas</w:t>
       </w:r>
       <w:r>
         <w:t>,</w:t>
@@ -2161,20 +2691,33 @@
           <w:i/>
           <w:iCs/>
         </w:rPr>
-        <w:t xml:space="preserve"> timeup</w:t>
+        <w:t xml:space="preserve"> </w:t>
+      </w:r>
+      <w:r>
+        <w:rPr>
+          <w:b/>
+          <w:bCs/>
+        </w:rPr>
+        <w:t>timeup</w:t>
       </w:r>
       <w:r>
         <w:t xml:space="preserve"> text in the middle of the screen and the </w:t>
       </w:r>
       <w:r>
         <w:rPr>
-          <w:i/>
-          <w:iCs/>
+          <w:b/>
+          <w:bCs/>
         </w:rPr>
         <w:t>timeCounter</w:t>
       </w:r>
       <w:r>
-        <w:t xml:space="preserve"> in one of the corners so it doesn’t obstruct the view.</w:t>
+        <w:t xml:space="preserve"> in one of the corners so </w:t>
+      </w:r>
+      <w:r>
+        <w:t xml:space="preserve">that </w:t>
+      </w:r>
+      <w:r>
+        <w:t>it doesn’t obstruct the view.</w:t>
       </w:r>
       <w:r>
         <w:t xml:space="preserve"> You might notice you will have to place these texts quite close to the camera and decrease the font </w:t>
@@ -2193,10 +2736,29 @@
         <w:jc w:val="both"/>
       </w:pPr>
       <w:r>
-        <w:t xml:space="preserve">Before, the text changes were handled by the scoreOnCollision script. You can go ahead and </w:t>
-      </w:r>
-      <w:r>
-        <w:t xml:space="preserve">remove the component from where it’s attached </w:t>
+        <w:t>Previously</w:t>
+      </w:r>
+      <w:r>
+        <w:t xml:space="preserve">, the text changes were handled by the </w:t>
+      </w:r>
+      <w:r>
+        <w:rPr>
+          <w:b/>
+          <w:bCs/>
+        </w:rPr>
+        <w:t>scoreOnCollision</w:t>
+      </w:r>
+      <w:r>
+        <w:t xml:space="preserve"> script. You can </w:t>
+      </w:r>
+      <w:r>
+        <w:t>remove the component from where it’s attached</w:t>
+      </w:r>
+      <w:r>
+        <w:t>,</w:t>
+      </w:r>
+      <w:r>
+        <w:t xml:space="preserve"> </w:t>
       </w:r>
       <w:r>
         <w:t>as we can’t yet move the chess piece in VR</w:t>
@@ -2220,6 +2782,10 @@
       </w:r>
       <w:proofErr w:type="spellStart"/>
       <w:r>
+        <w:rPr>
+          <w:b/>
+          <w:bCs/>
+        </w:rPr>
         <w:t>TextControl</w:t>
       </w:r>
       <w:proofErr w:type="spellEnd"/>
@@ -2227,7 +2793,39 @@
         <w:t>”</w:t>
       </w:r>
       <w:r>
-        <w:t>. What we need to write here is similar to what was in the scoreOnCollision script, but we are no longer concerned with scoring or keeping track of winning conditions. Just the time.</w:t>
+        <w:t xml:space="preserve">. What we need to write here is </w:t>
+      </w:r>
+      <w:proofErr w:type="gramStart"/>
+      <w:r>
+        <w:t>similar to</w:t>
+      </w:r>
+      <w:proofErr w:type="gramEnd"/>
+      <w:r>
+        <w:t xml:space="preserve"> what was in the </w:t>
+      </w:r>
+      <w:r>
+        <w:rPr>
+          <w:b/>
+          <w:bCs/>
+        </w:rPr>
+        <w:t>scoreOnCollision</w:t>
+      </w:r>
+      <w:r>
+        <w:t xml:space="preserve"> script, but we are no longer concerned with scoring or keeping track of winning conditions</w:t>
+      </w:r>
+      <w:r>
+        <w:t xml:space="preserve">, </w:t>
+      </w:r>
+      <w:proofErr w:type="gramStart"/>
+      <w:r>
+        <w:t xml:space="preserve">only </w:t>
+      </w:r>
+      <w:r>
+        <w:t xml:space="preserve"> the</w:t>
+      </w:r>
+      <w:proofErr w:type="gramEnd"/>
+      <w:r>
+        <w:t xml:space="preserve"> time.</w:t>
       </w:r>
     </w:p>
     <w:p>
@@ -2287,21 +2885,94 @@
         <w:spacing w:before="240"/>
         <w:jc w:val="both"/>
       </w:pPr>
-      <w:bookmarkStart w:id="9" w:name="_Toc36132417"/>
+      <w:bookmarkStart w:id="8" w:name="_Toc36132417"/>
       <w:r>
         <w:t>Code indications</w:t>
       </w:r>
-      <w:bookmarkEnd w:id="9"/>
+      <w:bookmarkEnd w:id="8"/>
     </w:p>
     <w:p>
       <w:pPr>
         <w:jc w:val="both"/>
       </w:pPr>
       <w:r>
-        <w:t xml:space="preserve">First, we need to </w:t>
-      </w:r>
-      <w:r>
-        <w:t>be using the text mesh pro namespace, so add this like to the top of your script:</w:t>
+        <w:t xml:space="preserve">First, we need </w:t>
+      </w:r>
+      <w:proofErr w:type="gramStart"/>
+      <w:r>
+        <w:t xml:space="preserve">to </w:t>
+      </w:r>
+      <w:r>
+        <w:t>be</w:t>
+      </w:r>
+      <w:proofErr w:type="gramEnd"/>
+      <w:r>
+        <w:t xml:space="preserve"> </w:t>
+      </w:r>
+      <w:proofErr w:type="gramStart"/>
+      <w:r>
+        <w:t>use</w:t>
+      </w:r>
+      <w:proofErr w:type="gramEnd"/>
+      <w:r>
+        <w:t xml:space="preserve"> </w:t>
+      </w:r>
+      <w:r>
+        <w:t xml:space="preserve">the </w:t>
+      </w:r>
+      <w:proofErr w:type="spellStart"/>
+      <w:r>
+        <w:rPr>
+          <w:b/>
+          <w:bCs/>
+        </w:rPr>
+        <w:t>T</w:t>
+      </w:r>
+      <w:r>
+        <w:rPr>
+          <w:b/>
+          <w:bCs/>
+        </w:rPr>
+        <w:t>ext</w:t>
+      </w:r>
+      <w:r>
+        <w:rPr>
+          <w:b/>
+          <w:bCs/>
+        </w:rPr>
+        <w:t>M</w:t>
+      </w:r>
+      <w:r>
+        <w:rPr>
+          <w:b/>
+          <w:bCs/>
+        </w:rPr>
+        <w:t>esh</w:t>
+      </w:r>
+      <w:proofErr w:type="spellEnd"/>
+      <w:r>
+        <w:rPr>
+          <w:b/>
+          <w:bCs/>
+        </w:rPr>
+        <w:t xml:space="preserve"> </w:t>
+      </w:r>
+      <w:r>
+        <w:rPr>
+          <w:b/>
+          <w:bCs/>
+        </w:rPr>
+        <w:t>P</w:t>
+      </w:r>
+      <w:r>
+        <w:rPr>
+          <w:b/>
+          <w:bCs/>
+        </w:rPr>
+        <w:t>ro</w:t>
+      </w:r>
+      <w:r>
+        <w:t xml:space="preserve"> namespace, so add this like to the top of your script:</w:t>
       </w:r>
     </w:p>
     <w:p>
@@ -2338,17 +3009,63 @@
       </w:pPr>
       <w:r>
         <w:lastRenderedPageBreak/>
-        <w:t xml:space="preserve">Next, we still want a float variable that keeps track of the time left in the game. We also want variables for our TextMeshPro objects. Make them </w:t>
-      </w:r>
-      <w:r>
-        <w:rPr>
-          <w:i/>
-          <w:iCs/>
-        </w:rPr>
+        <w:t xml:space="preserve">Next, we still want a float variable that keeps track of the time </w:t>
+      </w:r>
+      <w:r>
+        <w:t>remaining</w:t>
+      </w:r>
+      <w:r>
+        <w:t xml:space="preserve"> in the game. We also want variables for </w:t>
+      </w:r>
+      <w:r>
+        <w:t>the</w:t>
+      </w:r>
+      <w:r>
+        <w:t xml:space="preserve"> </w:t>
+      </w:r>
+      <w:proofErr w:type="spellStart"/>
+      <w:r>
+        <w:rPr>
+          <w:b/>
+          <w:bCs/>
+        </w:rPr>
+        <w:t>TextMeshPro</w:t>
+      </w:r>
+      <w:proofErr w:type="spellEnd"/>
+      <w:r>
+        <w:t xml:space="preserve"> objects. Make them </w:t>
+      </w:r>
+      <w:r>
         <w:t>public</w:t>
       </w:r>
       <w:r>
-        <w:t xml:space="preserve"> so we can set the objects in the Inspector panel, just like we did previously with the texts.</w:t>
+        <w:t xml:space="preserve"> so </w:t>
+      </w:r>
+      <w:r>
+        <w:t xml:space="preserve">that we can assign </w:t>
+      </w:r>
+      <w:r>
+        <w:t xml:space="preserve">the objects </w:t>
+      </w:r>
+      <w:proofErr w:type="gramStart"/>
+      <w:r>
+        <w:t>in</w:t>
+      </w:r>
+      <w:proofErr w:type="gramEnd"/>
+      <w:r>
+        <w:t xml:space="preserve"> the Inspector, just </w:t>
+      </w:r>
+      <w:r>
+        <w:t xml:space="preserve">as </w:t>
+      </w:r>
+      <w:r>
+        <w:t>we did previously with the text</w:t>
+      </w:r>
+      <w:r>
+        <w:t xml:space="preserve"> elements</w:t>
+      </w:r>
+      <w:r>
+        <w:t>.</w:t>
       </w:r>
     </w:p>
     <w:p>
@@ -2356,13 +3073,7 @@
         <w:jc w:val="both"/>
       </w:pPr>
       <w:r>
-        <w:t>Finally, we want to keep track of whether the game has ended o</w:t>
-      </w:r>
-      <w:r>
-        <w:t>r</w:t>
-      </w:r>
-      <w:r>
-        <w:t xml:space="preserve"> not.</w:t>
+        <w:t>Finally, we want to keep track of whether the game has ended.</w:t>
       </w:r>
     </w:p>
     <w:p>
@@ -2555,23 +3266,23 @@
       <w:proofErr w:type="gramStart"/>
       <w:r>
         <w:rPr>
-          <w:i/>
-          <w:iCs/>
+          <w:b/>
+          <w:bCs/>
         </w:rPr>
         <w:t>S</w:t>
       </w:r>
       <w:r>
         <w:rPr>
-          <w:i/>
-          <w:iCs/>
+          <w:b/>
+          <w:bCs/>
         </w:rPr>
         <w:t>tart(</w:t>
       </w:r>
       <w:proofErr w:type="gramEnd"/>
       <w:r>
         <w:rPr>
-          <w:i/>
-          <w:iCs/>
+          <w:b/>
+          <w:bCs/>
         </w:rPr>
         <w:t>)</w:t>
       </w:r>
@@ -2582,27 +3293,64 @@
         <w:t>initialize</w:t>
       </w:r>
       <w:r>
-        <w:t xml:space="preserve"> the texts and our variables. The </w:t>
+        <w:t xml:space="preserve"> the text</w:t>
+      </w:r>
+      <w:r>
+        <w:t xml:space="preserve"> elements</w:t>
+      </w:r>
+      <w:r>
+        <w:t xml:space="preserve"> and variables. The </w:t>
       </w:r>
       <w:proofErr w:type="spellStart"/>
       <w:r>
-        <w:t>timeTextvariable</w:t>
+        <w:rPr>
+          <w:b/>
+          <w:bCs/>
+        </w:rPr>
+        <w:t>timeText</w:t>
       </w:r>
       <w:proofErr w:type="spellEnd"/>
       <w:r>
-        <w:t xml:space="preserve"> will be </w:t>
+        <w:rPr>
+          <w:b/>
+          <w:bCs/>
+        </w:rPr>
+        <w:t xml:space="preserve"> </w:t>
+      </w:r>
+      <w:r>
+        <w:t xml:space="preserve">variable will be </w:t>
       </w:r>
       <w:r>
         <w:t>initialized</w:t>
       </w:r>
       <w:r>
-        <w:t xml:space="preserve"> just as before, the timeUp text is an empty string for now</w:t>
+        <w:t xml:space="preserve"> just as before, the </w:t>
+      </w:r>
+      <w:r>
+        <w:rPr>
+          <w:b/>
+          <w:bCs/>
+        </w:rPr>
+        <w:t>timeUp</w:t>
+      </w:r>
+      <w:r>
+        <w:t xml:space="preserve"> text is an empty string for now</w:t>
       </w:r>
       <w:r>
         <w:t>,</w:t>
       </w:r>
       <w:r>
-        <w:t xml:space="preserve"> and the endGme is false.</w:t>
+        <w:t xml:space="preserve"> and the </w:t>
+      </w:r>
+      <w:r>
+        <w:rPr>
+          <w:b/>
+          <w:bCs/>
+        </w:rPr>
+        <w:t>endGme</w:t>
+      </w:r>
+      <w:r>
+        <w:t xml:space="preserve"> is false.</w:t>
       </w:r>
     </w:p>
     <w:p>
@@ -2822,17 +3570,38 @@
     </w:p>
     <w:p>
       <w:r>
-        <w:t xml:space="preserve">Next, we want our </w:t>
-      </w:r>
-      <w:r>
-        <w:rPr>
-          <w:i/>
-          <w:iCs/>
-        </w:rPr>
-        <w:t>Update()</w:t>
-      </w:r>
-      <w:r>
-        <w:t xml:space="preserve"> function to update the time left in the game:</w:t>
+        <w:t xml:space="preserve">Next, we want </w:t>
+      </w:r>
+      <w:r>
+        <w:t>the</w:t>
+      </w:r>
+      <w:r>
+        <w:t xml:space="preserve"> </w:t>
+      </w:r>
+      <w:proofErr w:type="gramStart"/>
+      <w:r>
+        <w:rPr>
+          <w:b/>
+          <w:bCs/>
+        </w:rPr>
+        <w:t>Update(</w:t>
+      </w:r>
+      <w:proofErr w:type="gramEnd"/>
+      <w:r>
+        <w:rPr>
+          <w:b/>
+          <w:bCs/>
+        </w:rPr>
+        <w:t>)</w:t>
+      </w:r>
+      <w:r>
+        <w:t xml:space="preserve"> function to update the time </w:t>
+      </w:r>
+      <w:r>
+        <w:t>remaining</w:t>
+      </w:r>
+      <w:r>
+        <w:t xml:space="preserve"> in the game:</w:t>
       </w:r>
     </w:p>
     <w:p>
@@ -3229,22 +3998,41 @@
       <w:r>
         <w:t xml:space="preserve"> we want our </w:t>
       </w:r>
+      <w:proofErr w:type="gramStart"/>
+      <w:r>
+        <w:rPr>
+          <w:b/>
+          <w:bCs/>
+        </w:rPr>
+        <w:t>gameOverFunc(</w:t>
+      </w:r>
+      <w:proofErr w:type="gramEnd"/>
+      <w:r>
+        <w:rPr>
+          <w:b/>
+          <w:bCs/>
+        </w:rPr>
+        <w:t>)</w:t>
+      </w:r>
       <w:r>
         <w:rPr>
           <w:i/>
           <w:iCs/>
         </w:rPr>
-        <w:t>gameOverFunc()</w:t>
-      </w:r>
-      <w:r>
-        <w:rPr>
-          <w:i/>
-          <w:iCs/>
-        </w:rPr>
         <w:t>,</w:t>
       </w:r>
       <w:r>
-        <w:t xml:space="preserve"> which will update the timeUp text:</w:t>
+        <w:t xml:space="preserve"> which will update the </w:t>
+      </w:r>
+      <w:r>
+        <w:rPr>
+          <w:b/>
+          <w:bCs/>
+        </w:rPr>
+        <w:t>timeUp</w:t>
+      </w:r>
+      <w:r>
+        <w:t xml:space="preserve"> text:</w:t>
       </w:r>
     </w:p>
     <w:p>
@@ -3356,14 +4144,32 @@
     </w:p>
     <w:p>
       <w:r>
-        <w:t>That is everything for the VR scene, now let’s explore the menu scene so we ca access the VR.</w:t>
+        <w:t>That is everything for the VR scene</w:t>
+      </w:r>
+      <w:r>
+        <w:t>.</w:t>
+      </w:r>
+      <w:r>
+        <w:t xml:space="preserve"> </w:t>
+      </w:r>
+      <w:r>
+        <w:t xml:space="preserve">We can now look at </w:t>
+      </w:r>
+      <w:r>
+        <w:t xml:space="preserve">the menu scene </w:t>
+      </w:r>
+      <w:r>
+        <w:t xml:space="preserve">to </w:t>
+      </w:r>
+      <w:r>
+        <w:t>access the VR.</w:t>
       </w:r>
     </w:p>
     <w:p>
       <w:pPr>
         <w:pStyle w:val="Heading1"/>
       </w:pPr>
-      <w:bookmarkStart w:id="10" w:name="_Toc36132418"/>
+      <w:bookmarkStart w:id="9" w:name="_Toc36132418"/>
       <w:r>
         <w:lastRenderedPageBreak/>
         <w:t xml:space="preserve">The </w:t>
@@ -3374,7 +4180,7 @@
       <w:r>
         <w:t>enu</w:t>
       </w:r>
-      <w:bookmarkEnd w:id="10"/>
+      <w:bookmarkEnd w:id="9"/>
     </w:p>
     <w:p>
       <w:pPr>
@@ -3384,16 +4190,10 @@
         <w:t xml:space="preserve">In order to access the VR, we need to add a button that will handle the change of scenes. We already have a button </w:t>
       </w:r>
       <w:r>
-        <w:rPr>
-          <w:b/>
-          <w:bCs/>
-          <w:i/>
-          <w:iCs/>
-        </w:rPr>
         <w:t>in the menu scene</w:t>
       </w:r>
       <w:r>
-        <w:t>, so please proceed and add another one:</w:t>
+        <w:t>, so proceed and add another one:</w:t>
       </w:r>
     </w:p>
     <w:p>
@@ -3476,6 +4276,9 @@
       <w:r>
         <w:t>File -&gt; Open Scene and select the menu scene</w:t>
       </w:r>
+      <w:r>
+        <w:t>.</w:t>
+      </w:r>
     </w:p>
     <w:p>
       <w:pPr>
@@ -3493,7 +4296,13 @@
         <w:t>-</w:t>
       </w:r>
       <w:r>
-        <w:t>click -&gt; UI -&gt; Button</w:t>
+        <w:t>click UI</w:t>
+      </w:r>
+      <w:r>
+        <w:t>, then click on</w:t>
+      </w:r>
+      <w:r>
+        <w:t xml:space="preserve"> Button</w:t>
       </w:r>
     </w:p>
     <w:p>
@@ -3506,15 +4315,7 @@
         <w:jc w:val="both"/>
       </w:pPr>
       <w:r>
-        <w:t xml:space="preserve">Change the </w:t>
-      </w:r>
-      <w:proofErr w:type="spellStart"/>
-      <w:r>
-        <w:t>colour</w:t>
-      </w:r>
-      <w:proofErr w:type="spellEnd"/>
-      <w:r>
-        <w:t xml:space="preserve"> and the text to something suggestive like “VR GAME”</w:t>
+        <w:t>Change the color and the text to something suggestive like “VR GAME”</w:t>
       </w:r>
     </w:p>
     <w:p>
@@ -3531,19 +4332,78 @@
       </w:r>
       <w:r>
         <w:rPr>
+          <w:b/>
+          <w:bCs/>
+        </w:rPr>
+        <w:t xml:space="preserve">On </w:t>
+      </w:r>
+      <w:proofErr w:type="gramStart"/>
+      <w:r>
+        <w:rPr>
+          <w:b/>
+          <w:bCs/>
+        </w:rPr>
+        <w:t>Click(</w:t>
+      </w:r>
+      <w:proofErr w:type="gramEnd"/>
+      <w:r>
+        <w:rPr>
+          <w:b/>
+          <w:bCs/>
+        </w:rPr>
+        <w:t>)</w:t>
+      </w:r>
+      <w:r>
+        <w:rPr>
           <w:i/>
           <w:iCs/>
         </w:rPr>
-        <w:t xml:space="preserve">On Click() </w:t>
-      </w:r>
-      <w:r>
-        <w:t>section, drag and drop the Canvas element; in the NoFunction section</w:t>
+        <w:t xml:space="preserve"> </w:t>
+      </w:r>
+      <w:r>
+        <w:t>section, drag and drop the Canvas element</w:t>
+      </w:r>
+      <w:r>
+        <w:t>.</w:t>
+      </w:r>
+      <w:r>
+        <w:t xml:space="preserve"> </w:t>
+      </w:r>
+      <w:r>
+        <w:t>I</w:t>
+      </w:r>
+      <w:r>
+        <w:t xml:space="preserve">n the </w:t>
+      </w:r>
+      <w:proofErr w:type="spellStart"/>
+      <w:r>
+        <w:rPr>
+          <w:b/>
+          <w:bCs/>
+        </w:rPr>
+        <w:t>NoFunction</w:t>
+      </w:r>
+      <w:proofErr w:type="spellEnd"/>
+      <w:r>
+        <w:t xml:space="preserve"> section</w:t>
       </w:r>
       <w:r>
         <w:t>,</w:t>
       </w:r>
       <w:r>
-        <w:t xml:space="preserve"> select menuControl:changeScene and type in the name of your VR scene</w:t>
+        <w:t xml:space="preserve"> select </w:t>
+      </w:r>
+      <w:proofErr w:type="gramStart"/>
+      <w:r>
+        <w:rPr>
+          <w:b/>
+          <w:bCs/>
+        </w:rPr>
+        <w:t>menuControl:changeScene</w:t>
+      </w:r>
+      <w:proofErr w:type="gramEnd"/>
+      <w:r>
+        <w:t xml:space="preserve"> and type in the name of your VR scene</w:t>
       </w:r>
     </w:p>
     <w:p>
@@ -3565,22 +4425,22 @@
         <w:pStyle w:val="Heading1"/>
         <w:jc w:val="both"/>
       </w:pPr>
-      <w:bookmarkStart w:id="11" w:name="_Toc36132419"/>
+      <w:bookmarkStart w:id="10" w:name="_Toc36132419"/>
       <w:r>
         <w:t>VR and 3D modes</w:t>
       </w:r>
-      <w:bookmarkEnd w:id="11"/>
+      <w:bookmarkEnd w:id="10"/>
     </w:p>
     <w:p>
       <w:pPr>
         <w:pStyle w:val="Heading2"/>
         <w:jc w:val="both"/>
       </w:pPr>
-      <w:bookmarkStart w:id="12" w:name="_Toc36132420"/>
+      <w:bookmarkStart w:id="11" w:name="_Toc36132420"/>
       <w:r>
         <w:t>Settings</w:t>
       </w:r>
-      <w:bookmarkEnd w:id="12"/>
+      <w:bookmarkEnd w:id="11"/>
     </w:p>
     <w:p>
       <w:pPr>
@@ -3593,13 +4453,34 @@
         <w:t>e</w:t>
       </w:r>
       <w:r>
-        <w:t xml:space="preserve">al with: we’d like our menu and normal game scenes to be simple 3D scenes, but our VR to </w:t>
+        <w:t>al with</w:t>
+      </w:r>
+      <w:r>
+        <w:t>.</w:t>
+      </w:r>
+      <w:r>
+        <w:t xml:space="preserve"> </w:t>
+      </w:r>
+      <w:r>
+        <w:t xml:space="preserve">The </w:t>
+      </w:r>
+      <w:r>
+        <w:t xml:space="preserve">menu and normal game scenes </w:t>
+      </w:r>
+      <w:r>
+        <w:t>should</w:t>
+      </w:r>
+      <w:r>
+        <w:t xml:space="preserve"> be simple 3D scenes, but our VR </w:t>
+      </w:r>
+      <w:r>
+        <w:t xml:space="preserve">needs to </w:t>
       </w:r>
       <w:r>
         <w:t>be</w:t>
       </w:r>
       <w:r>
-        <w:t xml:space="preserve"> in actual v</w:t>
+        <w:t xml:space="preserve"> in v</w:t>
       </w:r>
       <w:r>
         <w:t>irtual reality</w:t>
@@ -3608,15 +4489,18 @@
         <w:t xml:space="preserve"> mode. </w:t>
       </w:r>
       <w:r>
-        <w:t xml:space="preserve">For that, all that </w:t>
+        <w:t>To do this</w:t>
+      </w:r>
+      <w:r>
+        <w:t xml:space="preserve">, all that has to change is </w:t>
       </w:r>
       <w:proofErr w:type="gramStart"/>
       <w:r>
-        <w:t>has to</w:t>
+        <w:t>the camera</w:t>
       </w:r>
       <w:proofErr w:type="gramEnd"/>
       <w:r>
-        <w:t xml:space="preserve"> change is the camera rendering.</w:t>
+        <w:t xml:space="preserve"> rendering.</w:t>
       </w:r>
     </w:p>
     <w:p>
@@ -3624,7 +4508,16 @@
         <w:jc w:val="both"/>
       </w:pPr>
       <w:r>
-        <w:t>Enabling native VR support in a project makes all the scenes in that project appear in virtual reality mode. In order to not have that</w:t>
+        <w:t xml:space="preserve">Enabling native VR support in a project makes all the scenes in that project appear in virtual reality mode. </w:t>
+      </w:r>
+      <w:r>
+        <w:t>T</w:t>
+      </w:r>
+      <w:r>
+        <w:t xml:space="preserve">o </w:t>
+      </w:r>
+      <w:r>
+        <w:t>turn this off</w:t>
       </w:r>
       <w:r>
         <w:t>,</w:t>
@@ -3711,7 +4604,14 @@
         </w:drawing>
       </w:r>
       <w:r>
-        <w:t>Navigate to Player Settings -&gt; XR Settings</w:t>
+        <w:t xml:space="preserve">Navigate to </w:t>
+      </w:r>
+      <w:r>
+        <w:rPr>
+          <w:b/>
+          <w:bCs/>
+        </w:rPr>
+        <w:t>Player Settings -&gt; XR Settings</w:t>
       </w:r>
     </w:p>
     <w:p>
@@ -3724,7 +4624,13 @@
         <w:jc w:val="both"/>
       </w:pPr>
       <w:r>
-        <w:t xml:space="preserve">Click on the little Plus </w:t>
+        <w:t xml:space="preserve">Click on the little </w:t>
+      </w:r>
+      <w:r>
+        <w:t>+</w:t>
+      </w:r>
+      <w:r>
+        <w:t xml:space="preserve"> </w:t>
       </w:r>
       <w:r>
         <w:t>that</w:t>
@@ -3742,8 +4648,6 @@
         <w:rPr>
           <w:b/>
           <w:bCs/>
-          <w:i/>
-          <w:iCs/>
         </w:rPr>
         <w:t>None</w:t>
       </w:r>
@@ -3775,8 +4679,6 @@
         <w:rPr>
           <w:b/>
           <w:bCs/>
-          <w:i/>
-          <w:iCs/>
         </w:rPr>
         <w:t>None</w:t>
       </w:r>
@@ -3800,11 +4702,11 @@
       <w:pPr>
         <w:pStyle w:val="Heading2"/>
       </w:pPr>
-      <w:bookmarkStart w:id="13" w:name="_Toc36132421"/>
+      <w:bookmarkStart w:id="12" w:name="_Toc36132421"/>
       <w:r>
         <w:t>Toggle VR script</w:t>
       </w:r>
-      <w:bookmarkEnd w:id="13"/>
+      <w:bookmarkEnd w:id="12"/>
     </w:p>
     <w:p>
       <w:pPr>
@@ -3821,17 +4723,60 @@
       </w:r>
       <w:proofErr w:type="spellStart"/>
       <w:r>
+        <w:rPr>
+          <w:b/>
+          <w:bCs/>
+        </w:rPr>
         <w:t>VRToggle</w:t>
       </w:r>
       <w:proofErr w:type="spellEnd"/>
       <w:r>
-        <w:t>”. All we need to do is enable the XR settings for the Google Carboard, once, when the scene opens. There is no need for the Update() function</w:t>
+        <w:t xml:space="preserve">”. </w:t>
+      </w:r>
+      <w:r>
+        <w:t>E</w:t>
+      </w:r>
+      <w:r>
+        <w:t xml:space="preserve">nable the XR settings for </w:t>
+      </w:r>
+      <w:proofErr w:type="gramStart"/>
+      <w:r>
+        <w:t>the Google</w:t>
+      </w:r>
+      <w:proofErr w:type="gramEnd"/>
+      <w:r>
+        <w:t xml:space="preserve"> Carboard once, when the scene opens. There is no need for the </w:t>
+      </w:r>
+      <w:proofErr w:type="gramStart"/>
+      <w:r>
+        <w:rPr>
+          <w:b/>
+          <w:bCs/>
+        </w:rPr>
+        <w:t>Update(</w:t>
+      </w:r>
+      <w:proofErr w:type="gramEnd"/>
+      <w:r>
+        <w:rPr>
+          <w:b/>
+          <w:bCs/>
+        </w:rPr>
+        <w:t>)</w:t>
+      </w:r>
+      <w:r>
+        <w:t xml:space="preserve"> function</w:t>
       </w:r>
       <w:r>
         <w:t>,</w:t>
       </w:r>
       <w:r>
-        <w:t xml:space="preserve"> so go ahead and delete that.</w:t>
+        <w:t xml:space="preserve"> so delete th</w:t>
+      </w:r>
+      <w:r>
+        <w:t>is</w:t>
+      </w:r>
+      <w:r>
+        <w:t>.</w:t>
       </w:r>
     </w:p>
     <w:p>
@@ -3839,13 +4784,21 @@
         <w:jc w:val="both"/>
       </w:pPr>
       <w:r>
-        <w:t xml:space="preserve">We need to update the namespace to access the </w:t>
+        <w:t>U</w:t>
+      </w:r>
+      <w:r>
+        <w:t xml:space="preserve">pdate the namespace to access </w:t>
+      </w:r>
+      <w:proofErr w:type="gramStart"/>
+      <w:r>
+        <w:t xml:space="preserve">the </w:t>
       </w:r>
       <w:proofErr w:type="spellStart"/>
       <w:r>
         <w:t>XRSettings</w:t>
       </w:r>
       <w:proofErr w:type="spellEnd"/>
+      <w:proofErr w:type="gramEnd"/>
       <w:r>
         <w:t>:</w:t>
       </w:r>
@@ -3881,7 +4834,26 @@
     </w:p>
     <w:p>
       <w:r>
-        <w:t>In the Start() function</w:t>
+        <w:t xml:space="preserve">In the </w:t>
+      </w:r>
+      <w:proofErr w:type="gramStart"/>
+      <w:r>
+        <w:rPr>
+          <w:b/>
+          <w:bCs/>
+        </w:rPr>
+        <w:t>Start(</w:t>
+      </w:r>
+      <w:proofErr w:type="gramEnd"/>
+      <w:r>
+        <w:rPr>
+          <w:b/>
+          <w:bCs/>
+        </w:rPr>
+        <w:t>)</w:t>
+      </w:r>
+      <w:r>
+        <w:t xml:space="preserve"> function</w:t>
       </w:r>
       <w:r>
         <w:t>,</w:t>
@@ -3931,7 +4903,41 @@
         <w:jc w:val="both"/>
       </w:pPr>
       <w:r>
-        <w:t>We use a coroutine to make sure that all changes are completed within once single frame update. Now we need to declare the LoadDevice coroutine:</w:t>
+        <w:t>We use a co</w:t>
+      </w:r>
+      <w:r>
+        <w:t>-</w:t>
+      </w:r>
+      <w:r>
+        <w:t>routine to make sure that all changes are completed within on</w:t>
+      </w:r>
+      <w:r>
+        <w:t>e</w:t>
+      </w:r>
+      <w:r>
+        <w:t xml:space="preserve"> single </w:t>
+      </w:r>
+      <w:proofErr w:type="gramStart"/>
+      <w:r>
+        <w:t>frame</w:t>
+      </w:r>
+      <w:proofErr w:type="gramEnd"/>
+      <w:r>
+        <w:t xml:space="preserve"> update. Now we need to declare the </w:t>
+      </w:r>
+      <w:proofErr w:type="spellStart"/>
+      <w:r>
+        <w:t>LoadDevice</w:t>
+      </w:r>
+      <w:proofErr w:type="spellEnd"/>
+      <w:r>
+        <w:t xml:space="preserve"> co</w:t>
+      </w:r>
+      <w:r>
+        <w:t>-</w:t>
+      </w:r>
+      <w:r>
+        <w:t>routine:</w:t>
       </w:r>
     </w:p>
     <w:p>
@@ -4143,7 +5149,7 @@
           <w:noProof/>
         </w:rPr>
         <w:drawing>
-          <wp:anchor distT="0" distB="0" distL="114300" distR="114300" simplePos="0" relativeHeight="251665408" behindDoc="0" locked="0" layoutInCell="1" allowOverlap="1" wp14:anchorId="716A7C3B" wp14:editId="1FC2C0C0">
+          <wp:anchor distT="0" distB="0" distL="114300" distR="114300" simplePos="0" relativeHeight="251665408" behindDoc="0" locked="0" layoutInCell="1" allowOverlap="1" wp14:anchorId="716A7C3B" wp14:editId="62CD4480">
             <wp:simplePos x="0" y="0"/>
             <wp:positionH relativeFrom="margin">
               <wp:align>right</wp:align>
@@ -4234,7 +5240,13 @@
         <w:t xml:space="preserve"> and it will </w:t>
       </w:r>
       <w:r>
-        <w:t>put it in virtual reality mode.</w:t>
+        <w:t xml:space="preserve">put </w:t>
+      </w:r>
+      <w:r>
+        <w:t>the application</w:t>
+      </w:r>
+      <w:r>
+        <w:t xml:space="preserve"> in virtual reality mode.</w:t>
       </w:r>
     </w:p>
     <w:p>
@@ -4248,10 +5260,16 @@
         <w:t xml:space="preserve">e </w:t>
       </w:r>
       <w:r>
-        <w:t>you have all scenes added to your build settings, with the menu being on top! Now b</w:t>
-      </w:r>
-      <w:r>
-        <w:t>uild and run the app on your device and you’re good to go! Don’t forget your Cardboard!</w:t>
+        <w:t>you have all scenes added to your build settings, with the menu on top</w:t>
+      </w:r>
+      <w:r>
+        <w:t>. B</w:t>
+      </w:r>
+      <w:r>
+        <w:t>uild and run the app on your device</w:t>
+      </w:r>
+      <w:r>
+        <w:t>.</w:t>
       </w:r>
     </w:p>
     <w:p>
@@ -4278,16 +5296,25 @@
         <w:t xml:space="preserve"> we have implemented basic VR functionality into our game</w:t>
       </w:r>
       <w:r>
-        <w:t>;</w:t>
-      </w:r>
-      <w:r>
-        <w:t xml:space="preserve"> this should provide a good basis for any VR content you wish to develop moving forward.</w:t>
+        <w:t>.</w:t>
       </w:r>
       <w:r>
         <w:t xml:space="preserve"> </w:t>
       </w:r>
       <w:r>
-        <w:t>We should now have a fundamental grasp on using Unity to design a full</w:t>
+        <w:t>T</w:t>
+      </w:r>
+      <w:r>
+        <w:t>his should provide a good basis for any VR content you wish to develop moving forward.</w:t>
+      </w:r>
+      <w:r>
+        <w:t xml:space="preserve"> </w:t>
+      </w:r>
+      <w:r>
+        <w:t xml:space="preserve">You </w:t>
+      </w:r>
+      <w:r>
+        <w:t>should now have a fundamental grasp on using Unity to design a full</w:t>
       </w:r>
       <w:r>
         <w:t>-</w:t>
@@ -4309,14 +5336,8 @@
 </w:document>
 </file>
 
-<file path=word/commentsExtensible.xml><?xml version="1.0" encoding="utf-8"?>
-<w16cex:commentsExtensible xmlns:wpc="http://schemas.microsoft.com/office/word/2010/wordprocessingCanvas" xmlns:cx="http://schemas.microsoft.com/office/drawing/2014/chartex" xmlns:cx1="http://schemas.microsoft.com/office/drawing/2015/9/8/chartex" xmlns:cx2="http://schemas.microsoft.com/office/drawing/2015/10/21/chartex" xmlns:cx3="http://schemas.microsoft.com/office/drawing/2016/5/9/chartex" xmlns:cx4="http://schemas.microsoft.com/office/drawing/2016/5/10/chartex" xmlns:cx5="http://schemas.microsoft.com/office/drawing/2016/5/11/chartex" xmlns:cx6="http://schemas.microsoft.com/office/drawing/2016/5/12/chartex" xmlns:cx7="http://schemas.microsoft.com/office/drawing/2016/5/13/chartex" xmlns:cx8="http://schemas.microsoft.com/office/drawing/2016/5/14/chartex" xmlns:mc="http://schemas.openxmlformats.org/markup-compatibility/2006" xmlns:aink="http://schemas.microsoft.com/office/drawing/2016/ink" xmlns:am3d="http://schemas.microsoft.com/office/drawing/2017/model3d" xmlns:o="urn:schemas-microsoft-com:office:office" xmlns:r="http://schemas.openxmlformats.org/officeDocument/2006/relationships" xmlns:m="http://schemas.openxmlformats.org/officeDocument/2006/math" xmlns:v="urn:schemas-microsoft-com:vml" xmlns:wp14="http://schemas.microsoft.com/office/word/2010/wordprocessingDrawing" xmlns:wp="http://schemas.openxmlformats.org/drawingml/2006/wordprocessingDrawing" xmlns:w10="urn:schemas-microsoft-com:office:word" xmlns:w="http://schemas.openxmlformats.org/wordprocessingml/2006/main" xmlns:w14="http://schemas.microsoft.com/office/word/2010/wordml" xmlns:w15="http://schemas.microsoft.com/office/word/2012/wordml" xmlns:w16cex="http://schemas.microsoft.com/office/word/2018/wordml/cex" xmlns:w16cid="http://schemas.microsoft.com/office/word/2016/wordml/cid" xmlns:w16="http://schemas.microsoft.com/office/word/2018/wordml" xmlns:w16se="http://schemas.microsoft.com/office/word/2015/wordml/symex" xmlns:wpg="http://schemas.microsoft.com/office/word/2010/wordprocessingGroup" xmlns:wpi="http://schemas.microsoft.com/office/word/2010/wordprocessingInk" xmlns:wne="http://schemas.microsoft.com/office/word/2006/wordml" xmlns:wps="http://schemas.microsoft.com/office/word/2010/wordprocessingShape" mc:Ignorable="w14 w15 w16se w16cid w16 w16cex wp14">
-  <w16cex:commentExtensible w16cex:durableId="2213A894" w16cex:dateUtc="2020-03-11T12:42:00Z"/>
-</w16cex:commentsExtensible>
-</file>
-
 <file path=word/endnotes.xml><?xml version="1.0" encoding="utf-8"?>
-<w:endnotes xmlns:wpc="http://schemas.microsoft.com/office/word/2010/wordprocessingCanvas" xmlns:cx="http://schemas.microsoft.com/office/drawing/2014/chartex" xmlns:cx1="http://schemas.microsoft.com/office/drawing/2015/9/8/chartex" xmlns:cx2="http://schemas.microsoft.com/office/drawing/2015/10/21/chartex" xmlns:cx3="http://schemas.microsoft.com/office/drawing/2016/5/9/chartex" xmlns:cx4="http://schemas.microsoft.com/office/drawing/2016/5/10/chartex" xmlns:cx5="http://schemas.microsoft.com/office/drawing/2016/5/11/chartex" xmlns:cx6="http://schemas.microsoft.com/office/drawing/2016/5/12/chartex" xmlns:cx7="http://schemas.microsoft.com/office/drawing/2016/5/13/chartex" xmlns:cx8="http://schemas.microsoft.com/office/drawing/2016/5/14/chartex" xmlns:mc="http://schemas.openxmlformats.org/markup-compatibility/2006" xmlns:aink="http://schemas.microsoft.com/office/drawing/2016/ink" xmlns:am3d="http://schemas.microsoft.com/office/drawing/2017/model3d" xmlns:o="urn:schemas-microsoft-com:office:office" xmlns:r="http://schemas.openxmlformats.org/officeDocument/2006/relationships" xmlns:m="http://schemas.openxmlformats.org/officeDocument/2006/math" xmlns:v="urn:schemas-microsoft-com:vml" xmlns:wp14="http://schemas.microsoft.com/office/word/2010/wordprocessingDrawing" xmlns:wp="http://schemas.openxmlformats.org/drawingml/2006/wordprocessingDrawing" xmlns:w10="urn:schemas-microsoft-com:office:word" xmlns:w="http://schemas.openxmlformats.org/wordprocessingml/2006/main" xmlns:w14="http://schemas.microsoft.com/office/word/2010/wordml" xmlns:w15="http://schemas.microsoft.com/office/word/2012/wordml" xmlns:w16cid="http://schemas.microsoft.com/office/word/2016/wordml/cid" xmlns:w16se="http://schemas.microsoft.com/office/word/2015/wordml/symex" xmlns:wpg="http://schemas.microsoft.com/office/word/2010/wordprocessingGroup" xmlns:wpi="http://schemas.microsoft.com/office/word/2010/wordprocessingInk" xmlns:wne="http://schemas.microsoft.com/office/word/2006/wordml" xmlns:wps="http://schemas.microsoft.com/office/word/2010/wordprocessingShape" mc:Ignorable="w14 w15 w16se w16cid wp14">
+<w:endnotes xmlns:wpc="http://schemas.microsoft.com/office/word/2010/wordprocessingCanvas" xmlns:cx="http://schemas.microsoft.com/office/drawing/2014/chartex" xmlns:cx1="http://schemas.microsoft.com/office/drawing/2015/9/8/chartex" xmlns:cx2="http://schemas.microsoft.com/office/drawing/2015/10/21/chartex" xmlns:cx3="http://schemas.microsoft.com/office/drawing/2016/5/9/chartex" xmlns:cx4="http://schemas.microsoft.com/office/drawing/2016/5/10/chartex" xmlns:cx5="http://schemas.microsoft.com/office/drawing/2016/5/11/chartex" xmlns:cx6="http://schemas.microsoft.com/office/drawing/2016/5/12/chartex" xmlns:cx7="http://schemas.microsoft.com/office/drawing/2016/5/13/chartex" xmlns:cx8="http://schemas.microsoft.com/office/drawing/2016/5/14/chartex" xmlns:mc="http://schemas.openxmlformats.org/markup-compatibility/2006" xmlns:aink="http://schemas.microsoft.com/office/drawing/2016/ink" xmlns:am3d="http://schemas.microsoft.com/office/drawing/2017/model3d" xmlns:o="urn:schemas-microsoft-com:office:office" xmlns:oel="http://schemas.microsoft.com/office/2019/extlst" xmlns:r="http://schemas.openxmlformats.org/officeDocument/2006/relationships" xmlns:m="http://schemas.openxmlformats.org/officeDocument/2006/math" xmlns:v="urn:schemas-microsoft-com:vml" xmlns:wp14="http://schemas.microsoft.com/office/word/2010/wordprocessingDrawing" xmlns:wp="http://schemas.openxmlformats.org/drawingml/2006/wordprocessingDrawing" xmlns:w10="urn:schemas-microsoft-com:office:word" xmlns:w="http://schemas.openxmlformats.org/wordprocessingml/2006/main" xmlns:w14="http://schemas.microsoft.com/office/word/2010/wordml" xmlns:w15="http://schemas.microsoft.com/office/word/2012/wordml" xmlns:w16cex="http://schemas.microsoft.com/office/word/2018/wordml/cex" xmlns:w16cid="http://schemas.microsoft.com/office/word/2016/wordml/cid" xmlns:w16="http://schemas.microsoft.com/office/word/2018/wordml" xmlns:w16du="http://schemas.microsoft.com/office/word/2023/wordml/word16du" xmlns:w16sdtdh="http://schemas.microsoft.com/office/word/2020/wordml/sdtdatahash" xmlns:w16sdtfl="http://schemas.microsoft.com/office/word/2024/wordml/sdtformatlock" xmlns:w16se="http://schemas.microsoft.com/office/word/2015/wordml/symex" xmlns:wpg="http://schemas.microsoft.com/office/word/2010/wordprocessingGroup" xmlns:wpi="http://schemas.microsoft.com/office/word/2010/wordprocessingInk" xmlns:wne="http://schemas.microsoft.com/office/word/2006/wordml" xmlns:wps="http://schemas.microsoft.com/office/word/2010/wordprocessingShape" mc:Ignorable="w14 w15 w16se w16cid w16 w16cex w16sdtdh w16sdtfl w16du wp14">
   <w:endnote w:type="separator" w:id="-1">
     <w:p>
       <w:pPr>
@@ -4341,7 +5362,7 @@
 </file>
 
 <file path=word/footer1.xml><?xml version="1.0" encoding="utf-8"?>
-<w:ftr xmlns:wpc="http://schemas.microsoft.com/office/word/2010/wordprocessingCanvas" xmlns:cx="http://schemas.microsoft.com/office/drawing/2014/chartex" xmlns:cx1="http://schemas.microsoft.com/office/drawing/2015/9/8/chartex" xmlns:cx2="http://schemas.microsoft.com/office/drawing/2015/10/21/chartex" xmlns:cx3="http://schemas.microsoft.com/office/drawing/2016/5/9/chartex" xmlns:cx4="http://schemas.microsoft.com/office/drawing/2016/5/10/chartex" xmlns:cx5="http://schemas.microsoft.com/office/drawing/2016/5/11/chartex" xmlns:cx6="http://schemas.microsoft.com/office/drawing/2016/5/12/chartex" xmlns:cx7="http://schemas.microsoft.com/office/drawing/2016/5/13/chartex" xmlns:cx8="http://schemas.microsoft.com/office/drawing/2016/5/14/chartex" xmlns:mc="http://schemas.openxmlformats.org/markup-compatibility/2006" xmlns:aink="http://schemas.microsoft.com/office/drawing/2016/ink" xmlns:am3d="http://schemas.microsoft.com/office/drawing/2017/model3d" xmlns:o="urn:schemas-microsoft-com:office:office" xmlns:r="http://schemas.openxmlformats.org/officeDocument/2006/relationships" xmlns:m="http://schemas.openxmlformats.org/officeDocument/2006/math" xmlns:v="urn:schemas-microsoft-com:vml" xmlns:wp14="http://schemas.microsoft.com/office/word/2010/wordprocessingDrawing" xmlns:wp="http://schemas.openxmlformats.org/drawingml/2006/wordprocessingDrawing" xmlns:w10="urn:schemas-microsoft-com:office:word" xmlns:w="http://schemas.openxmlformats.org/wordprocessingml/2006/main" xmlns:w14="http://schemas.microsoft.com/office/word/2010/wordml" xmlns:w15="http://schemas.microsoft.com/office/word/2012/wordml" xmlns:w16cid="http://schemas.microsoft.com/office/word/2016/wordml/cid" xmlns:w16se="http://schemas.microsoft.com/office/word/2015/wordml/symex" xmlns:wpg="http://schemas.microsoft.com/office/word/2010/wordprocessingGroup" xmlns:wpi="http://schemas.microsoft.com/office/word/2010/wordprocessingInk" xmlns:wne="http://schemas.microsoft.com/office/word/2006/wordml" xmlns:wps="http://schemas.microsoft.com/office/word/2010/wordprocessingShape" mc:Ignorable="w14 w15 w16se w16cid wp14">
+<w:ftr xmlns:wpc="http://schemas.microsoft.com/office/word/2010/wordprocessingCanvas" xmlns:cx="http://schemas.microsoft.com/office/drawing/2014/chartex" xmlns:cx1="http://schemas.microsoft.com/office/drawing/2015/9/8/chartex" xmlns:cx2="http://schemas.microsoft.com/office/drawing/2015/10/21/chartex" xmlns:cx3="http://schemas.microsoft.com/office/drawing/2016/5/9/chartex" xmlns:cx4="http://schemas.microsoft.com/office/drawing/2016/5/10/chartex" xmlns:cx5="http://schemas.microsoft.com/office/drawing/2016/5/11/chartex" xmlns:cx6="http://schemas.microsoft.com/office/drawing/2016/5/12/chartex" xmlns:cx7="http://schemas.microsoft.com/office/drawing/2016/5/13/chartex" xmlns:cx8="http://schemas.microsoft.com/office/drawing/2016/5/14/chartex" xmlns:mc="http://schemas.openxmlformats.org/markup-compatibility/2006" xmlns:aink="http://schemas.microsoft.com/office/drawing/2016/ink" xmlns:am3d="http://schemas.microsoft.com/office/drawing/2017/model3d" xmlns:o="urn:schemas-microsoft-com:office:office" xmlns:oel="http://schemas.microsoft.com/office/2019/extlst" xmlns:r="http://schemas.openxmlformats.org/officeDocument/2006/relationships" xmlns:m="http://schemas.openxmlformats.org/officeDocument/2006/math" xmlns:v="urn:schemas-microsoft-com:vml" xmlns:wp14="http://schemas.microsoft.com/office/word/2010/wordprocessingDrawing" xmlns:wp="http://schemas.openxmlformats.org/drawingml/2006/wordprocessingDrawing" xmlns:w10="urn:schemas-microsoft-com:office:word" xmlns:w="http://schemas.openxmlformats.org/wordprocessingml/2006/main" xmlns:w14="http://schemas.microsoft.com/office/word/2010/wordml" xmlns:w15="http://schemas.microsoft.com/office/word/2012/wordml" xmlns:w16cex="http://schemas.microsoft.com/office/word/2018/wordml/cex" xmlns:w16cid="http://schemas.microsoft.com/office/word/2016/wordml/cid" xmlns:w16="http://schemas.microsoft.com/office/word/2018/wordml" xmlns:w16du="http://schemas.microsoft.com/office/word/2023/wordml/word16du" xmlns:w16sdtdh="http://schemas.microsoft.com/office/word/2020/wordml/sdtdatahash" xmlns:w16sdtfl="http://schemas.microsoft.com/office/word/2024/wordml/sdtformatlock" xmlns:w16se="http://schemas.microsoft.com/office/word/2015/wordml/symex" xmlns:wpg="http://schemas.microsoft.com/office/word/2010/wordprocessingGroup" xmlns:wpi="http://schemas.microsoft.com/office/word/2010/wordprocessingInk" xmlns:wne="http://schemas.microsoft.com/office/word/2006/wordml" xmlns:wps="http://schemas.microsoft.com/office/word/2010/wordprocessingShape" mc:Ignorable="w14 w15 w16se w16cid w16 w16cex w16sdtdh w16sdtfl w16du wp14">
   <w:p>
     <w:pPr>
       <w:pStyle w:val="Footer"/>
@@ -4363,7 +5384,7 @@
 </file>
 
 <file path=word/footer2.xml><?xml version="1.0" encoding="utf-8"?>
-<w:ftr xmlns:wpc="http://schemas.microsoft.com/office/word/2010/wordprocessingCanvas" xmlns:cx="http://schemas.microsoft.com/office/drawing/2014/chartex" xmlns:cx1="http://schemas.microsoft.com/office/drawing/2015/9/8/chartex" xmlns:cx2="http://schemas.microsoft.com/office/drawing/2015/10/21/chartex" xmlns:cx3="http://schemas.microsoft.com/office/drawing/2016/5/9/chartex" xmlns:cx4="http://schemas.microsoft.com/office/drawing/2016/5/10/chartex" xmlns:cx5="http://schemas.microsoft.com/office/drawing/2016/5/11/chartex" xmlns:cx6="http://schemas.microsoft.com/office/drawing/2016/5/12/chartex" xmlns:cx7="http://schemas.microsoft.com/office/drawing/2016/5/13/chartex" xmlns:cx8="http://schemas.microsoft.com/office/drawing/2016/5/14/chartex" xmlns:mc="http://schemas.openxmlformats.org/markup-compatibility/2006" xmlns:aink="http://schemas.microsoft.com/office/drawing/2016/ink" xmlns:am3d="http://schemas.microsoft.com/office/drawing/2017/model3d" xmlns:o="urn:schemas-microsoft-com:office:office" xmlns:r="http://schemas.openxmlformats.org/officeDocument/2006/relationships" xmlns:m="http://schemas.openxmlformats.org/officeDocument/2006/math" xmlns:v="urn:schemas-microsoft-com:vml" xmlns:wp14="http://schemas.microsoft.com/office/word/2010/wordprocessingDrawing" xmlns:wp="http://schemas.openxmlformats.org/drawingml/2006/wordprocessingDrawing" xmlns:w10="urn:schemas-microsoft-com:office:word" xmlns:w="http://schemas.openxmlformats.org/wordprocessingml/2006/main" xmlns:w14="http://schemas.microsoft.com/office/word/2010/wordml" xmlns:w15="http://schemas.microsoft.com/office/word/2012/wordml" xmlns:w16cid="http://schemas.microsoft.com/office/word/2016/wordml/cid" xmlns:w16se="http://schemas.microsoft.com/office/word/2015/wordml/symex" xmlns:wpg="http://schemas.microsoft.com/office/word/2010/wordprocessingGroup" xmlns:wpi="http://schemas.microsoft.com/office/word/2010/wordprocessingInk" xmlns:wne="http://schemas.microsoft.com/office/word/2006/wordml" xmlns:wps="http://schemas.microsoft.com/office/word/2010/wordprocessingShape" mc:Ignorable="w14 w15 w16se w16cid wp14">
+<w:ftr xmlns:wpc="http://schemas.microsoft.com/office/word/2010/wordprocessingCanvas" xmlns:cx="http://schemas.microsoft.com/office/drawing/2014/chartex" xmlns:cx1="http://schemas.microsoft.com/office/drawing/2015/9/8/chartex" xmlns:cx2="http://schemas.microsoft.com/office/drawing/2015/10/21/chartex" xmlns:cx3="http://schemas.microsoft.com/office/drawing/2016/5/9/chartex" xmlns:cx4="http://schemas.microsoft.com/office/drawing/2016/5/10/chartex" xmlns:cx5="http://schemas.microsoft.com/office/drawing/2016/5/11/chartex" xmlns:cx6="http://schemas.microsoft.com/office/drawing/2016/5/12/chartex" xmlns:cx7="http://schemas.microsoft.com/office/drawing/2016/5/13/chartex" xmlns:cx8="http://schemas.microsoft.com/office/drawing/2016/5/14/chartex" xmlns:mc="http://schemas.openxmlformats.org/markup-compatibility/2006" xmlns:aink="http://schemas.microsoft.com/office/drawing/2016/ink" xmlns:am3d="http://schemas.microsoft.com/office/drawing/2017/model3d" xmlns:o="urn:schemas-microsoft-com:office:office" xmlns:oel="http://schemas.microsoft.com/office/2019/extlst" xmlns:r="http://schemas.openxmlformats.org/officeDocument/2006/relationships" xmlns:m="http://schemas.openxmlformats.org/officeDocument/2006/math" xmlns:v="urn:schemas-microsoft-com:vml" xmlns:wp14="http://schemas.microsoft.com/office/word/2010/wordprocessingDrawing" xmlns:wp="http://schemas.openxmlformats.org/drawingml/2006/wordprocessingDrawing" xmlns:w10="urn:schemas-microsoft-com:office:word" xmlns:w="http://schemas.openxmlformats.org/wordprocessingml/2006/main" xmlns:w14="http://schemas.microsoft.com/office/word/2010/wordml" xmlns:w15="http://schemas.microsoft.com/office/word/2012/wordml" xmlns:w16cex="http://schemas.microsoft.com/office/word/2018/wordml/cex" xmlns:w16cid="http://schemas.microsoft.com/office/word/2016/wordml/cid" xmlns:w16="http://schemas.microsoft.com/office/word/2018/wordml" xmlns:w16du="http://schemas.microsoft.com/office/word/2023/wordml/word16du" xmlns:w16sdtdh="http://schemas.microsoft.com/office/word/2020/wordml/sdtdatahash" xmlns:w16sdtfl="http://schemas.microsoft.com/office/word/2024/wordml/sdtformatlock" xmlns:w16se="http://schemas.microsoft.com/office/word/2015/wordml/symex" xmlns:wpg="http://schemas.microsoft.com/office/word/2010/wordprocessingGroup" xmlns:wpi="http://schemas.microsoft.com/office/word/2010/wordprocessingInk" xmlns:wne="http://schemas.microsoft.com/office/word/2006/wordml" xmlns:wps="http://schemas.microsoft.com/office/word/2010/wordprocessingShape" mc:Ignorable="w14 w15 w16se w16cid w16 w16cex w16sdtdh w16sdtfl w16du wp14">
   <w:sdt>
     <w:sdtPr>
       <w:id w:val="-552073365"/>
@@ -4395,7 +5416,7 @@
 </file>
 
 <file path=word/footer3.xml><?xml version="1.0" encoding="utf-8"?>
-<w:ftr xmlns:wpc="http://schemas.microsoft.com/office/word/2010/wordprocessingCanvas" xmlns:cx="http://schemas.microsoft.com/office/drawing/2014/chartex" xmlns:cx1="http://schemas.microsoft.com/office/drawing/2015/9/8/chartex" xmlns:cx2="http://schemas.microsoft.com/office/drawing/2015/10/21/chartex" xmlns:cx3="http://schemas.microsoft.com/office/drawing/2016/5/9/chartex" xmlns:cx4="http://schemas.microsoft.com/office/drawing/2016/5/10/chartex" xmlns:cx5="http://schemas.microsoft.com/office/drawing/2016/5/11/chartex" xmlns:cx6="http://schemas.microsoft.com/office/drawing/2016/5/12/chartex" xmlns:cx7="http://schemas.microsoft.com/office/drawing/2016/5/13/chartex" xmlns:cx8="http://schemas.microsoft.com/office/drawing/2016/5/14/chartex" xmlns:mc="http://schemas.openxmlformats.org/markup-compatibility/2006" xmlns:aink="http://schemas.microsoft.com/office/drawing/2016/ink" xmlns:am3d="http://schemas.microsoft.com/office/drawing/2017/model3d" xmlns:o="urn:schemas-microsoft-com:office:office" xmlns:r="http://schemas.openxmlformats.org/officeDocument/2006/relationships" xmlns:m="http://schemas.openxmlformats.org/officeDocument/2006/math" xmlns:v="urn:schemas-microsoft-com:vml" xmlns:wp14="http://schemas.microsoft.com/office/word/2010/wordprocessingDrawing" xmlns:wp="http://schemas.openxmlformats.org/drawingml/2006/wordprocessingDrawing" xmlns:w10="urn:schemas-microsoft-com:office:word" xmlns:w="http://schemas.openxmlformats.org/wordprocessingml/2006/main" xmlns:w14="http://schemas.microsoft.com/office/word/2010/wordml" xmlns:w15="http://schemas.microsoft.com/office/word/2012/wordml" xmlns:w16cid="http://schemas.microsoft.com/office/word/2016/wordml/cid" xmlns:w16se="http://schemas.microsoft.com/office/word/2015/wordml/symex" xmlns:wpg="http://schemas.microsoft.com/office/word/2010/wordprocessingGroup" xmlns:wpi="http://schemas.microsoft.com/office/word/2010/wordprocessingInk" xmlns:wne="http://schemas.microsoft.com/office/word/2006/wordml" xmlns:wps="http://schemas.microsoft.com/office/word/2010/wordprocessingShape" mc:Ignorable="w14 w15 w16se w16cid wp14">
+<w:ftr xmlns:wpc="http://schemas.microsoft.com/office/word/2010/wordprocessingCanvas" xmlns:cx="http://schemas.microsoft.com/office/drawing/2014/chartex" xmlns:cx1="http://schemas.microsoft.com/office/drawing/2015/9/8/chartex" xmlns:cx2="http://schemas.microsoft.com/office/drawing/2015/10/21/chartex" xmlns:cx3="http://schemas.microsoft.com/office/drawing/2016/5/9/chartex" xmlns:cx4="http://schemas.microsoft.com/office/drawing/2016/5/10/chartex" xmlns:cx5="http://schemas.microsoft.com/office/drawing/2016/5/11/chartex" xmlns:cx6="http://schemas.microsoft.com/office/drawing/2016/5/12/chartex" xmlns:cx7="http://schemas.microsoft.com/office/drawing/2016/5/13/chartex" xmlns:cx8="http://schemas.microsoft.com/office/drawing/2016/5/14/chartex" xmlns:mc="http://schemas.openxmlformats.org/markup-compatibility/2006" xmlns:aink="http://schemas.microsoft.com/office/drawing/2016/ink" xmlns:am3d="http://schemas.microsoft.com/office/drawing/2017/model3d" xmlns:o="urn:schemas-microsoft-com:office:office" xmlns:oel="http://schemas.microsoft.com/office/2019/extlst" xmlns:r="http://schemas.openxmlformats.org/officeDocument/2006/relationships" xmlns:m="http://schemas.openxmlformats.org/officeDocument/2006/math" xmlns:v="urn:schemas-microsoft-com:vml" xmlns:wp14="http://schemas.microsoft.com/office/word/2010/wordprocessingDrawing" xmlns:wp="http://schemas.openxmlformats.org/drawingml/2006/wordprocessingDrawing" xmlns:w10="urn:schemas-microsoft-com:office:word" xmlns:w="http://schemas.openxmlformats.org/wordprocessingml/2006/main" xmlns:w14="http://schemas.microsoft.com/office/word/2010/wordml" xmlns:w15="http://schemas.microsoft.com/office/word/2012/wordml" xmlns:w16cex="http://schemas.microsoft.com/office/word/2018/wordml/cex" xmlns:w16cid="http://schemas.microsoft.com/office/word/2016/wordml/cid" xmlns:w16="http://schemas.microsoft.com/office/word/2018/wordml" xmlns:w16du="http://schemas.microsoft.com/office/word/2023/wordml/word16du" xmlns:w16sdtdh="http://schemas.microsoft.com/office/word/2020/wordml/sdtdatahash" xmlns:w16sdtfl="http://schemas.microsoft.com/office/word/2024/wordml/sdtformatlock" xmlns:w16se="http://schemas.microsoft.com/office/word/2015/wordml/symex" xmlns:wpg="http://schemas.microsoft.com/office/word/2010/wordprocessingGroup" xmlns:wpi="http://schemas.microsoft.com/office/word/2010/wordprocessingInk" xmlns:wne="http://schemas.microsoft.com/office/word/2006/wordml" xmlns:wps="http://schemas.microsoft.com/office/word/2010/wordprocessingShape" mc:Ignorable="w14 w15 w16se w16cid w16 w16cex w16sdtdh w16sdtfl w16du wp14">
   <w:sdt>
     <w:sdtPr>
       <w:id w:val="4715308"/>
@@ -4457,7 +5478,7 @@
               <w:rPr>
                 <w:noProof/>
               </w:rPr>
-              <w:t>2020</w:t>
+              <w:t>2026</w:t>
             </w:r>
             <w:r>
               <w:fldChar w:fldCharType="end"/>
@@ -4540,7 +5561,7 @@
 </file>
 
 <file path=word/footnotes.xml><?xml version="1.0" encoding="utf-8"?>
-<w:footnotes xmlns:wpc="http://schemas.microsoft.com/office/word/2010/wordprocessingCanvas" xmlns:cx="http://schemas.microsoft.com/office/drawing/2014/chartex" xmlns:cx1="http://schemas.microsoft.com/office/drawing/2015/9/8/chartex" xmlns:cx2="http://schemas.microsoft.com/office/drawing/2015/10/21/chartex" xmlns:cx3="http://schemas.microsoft.com/office/drawing/2016/5/9/chartex" xmlns:cx4="http://schemas.microsoft.com/office/drawing/2016/5/10/chartex" xmlns:cx5="http://schemas.microsoft.com/office/drawing/2016/5/11/chartex" xmlns:cx6="http://schemas.microsoft.com/office/drawing/2016/5/12/chartex" xmlns:cx7="http://schemas.microsoft.com/office/drawing/2016/5/13/chartex" xmlns:cx8="http://schemas.microsoft.com/office/drawing/2016/5/14/chartex" xmlns:mc="http://schemas.openxmlformats.org/markup-compatibility/2006" xmlns:aink="http://schemas.microsoft.com/office/drawing/2016/ink" xmlns:am3d="http://schemas.microsoft.com/office/drawing/2017/model3d" xmlns:o="urn:schemas-microsoft-com:office:office" xmlns:r="http://schemas.openxmlformats.org/officeDocument/2006/relationships" xmlns:m="http://schemas.openxmlformats.org/officeDocument/2006/math" xmlns:v="urn:schemas-microsoft-com:vml" xmlns:wp14="http://schemas.microsoft.com/office/word/2010/wordprocessingDrawing" xmlns:wp="http://schemas.openxmlformats.org/drawingml/2006/wordprocessingDrawing" xmlns:w10="urn:schemas-microsoft-com:office:word" xmlns:w="http://schemas.openxmlformats.org/wordprocessingml/2006/main" xmlns:w14="http://schemas.microsoft.com/office/word/2010/wordml" xmlns:w15="http://schemas.microsoft.com/office/word/2012/wordml" xmlns:w16cid="http://schemas.microsoft.com/office/word/2016/wordml/cid" xmlns:w16se="http://schemas.microsoft.com/office/word/2015/wordml/symex" xmlns:wpg="http://schemas.microsoft.com/office/word/2010/wordprocessingGroup" xmlns:wpi="http://schemas.microsoft.com/office/word/2010/wordprocessingInk" xmlns:wne="http://schemas.microsoft.com/office/word/2006/wordml" xmlns:wps="http://schemas.microsoft.com/office/word/2010/wordprocessingShape" mc:Ignorable="w14 w15 w16se w16cid wp14">
+<w:footnotes xmlns:wpc="http://schemas.microsoft.com/office/word/2010/wordprocessingCanvas" xmlns:cx="http://schemas.microsoft.com/office/drawing/2014/chartex" xmlns:cx1="http://schemas.microsoft.com/office/drawing/2015/9/8/chartex" xmlns:cx2="http://schemas.microsoft.com/office/drawing/2015/10/21/chartex" xmlns:cx3="http://schemas.microsoft.com/office/drawing/2016/5/9/chartex" xmlns:cx4="http://schemas.microsoft.com/office/drawing/2016/5/10/chartex" xmlns:cx5="http://schemas.microsoft.com/office/drawing/2016/5/11/chartex" xmlns:cx6="http://schemas.microsoft.com/office/drawing/2016/5/12/chartex" xmlns:cx7="http://schemas.microsoft.com/office/drawing/2016/5/13/chartex" xmlns:cx8="http://schemas.microsoft.com/office/drawing/2016/5/14/chartex" xmlns:mc="http://schemas.openxmlformats.org/markup-compatibility/2006" xmlns:aink="http://schemas.microsoft.com/office/drawing/2016/ink" xmlns:am3d="http://schemas.microsoft.com/office/drawing/2017/model3d" xmlns:o="urn:schemas-microsoft-com:office:office" xmlns:oel="http://schemas.microsoft.com/office/2019/extlst" xmlns:r="http://schemas.openxmlformats.org/officeDocument/2006/relationships" xmlns:m="http://schemas.openxmlformats.org/officeDocument/2006/math" xmlns:v="urn:schemas-microsoft-com:vml" xmlns:wp14="http://schemas.microsoft.com/office/word/2010/wordprocessingDrawing" xmlns:wp="http://schemas.openxmlformats.org/drawingml/2006/wordprocessingDrawing" xmlns:w10="urn:schemas-microsoft-com:office:word" xmlns:w="http://schemas.openxmlformats.org/wordprocessingml/2006/main" xmlns:w14="http://schemas.microsoft.com/office/word/2010/wordml" xmlns:w15="http://schemas.microsoft.com/office/word/2012/wordml" xmlns:w16cex="http://schemas.microsoft.com/office/word/2018/wordml/cex" xmlns:w16cid="http://schemas.microsoft.com/office/word/2016/wordml/cid" xmlns:w16="http://schemas.microsoft.com/office/word/2018/wordml" xmlns:w16du="http://schemas.microsoft.com/office/word/2023/wordml/word16du" xmlns:w16sdtdh="http://schemas.microsoft.com/office/word/2020/wordml/sdtdatahash" xmlns:w16sdtfl="http://schemas.microsoft.com/office/word/2024/wordml/sdtformatlock" xmlns:w16se="http://schemas.microsoft.com/office/word/2015/wordml/symex" xmlns:wpg="http://schemas.microsoft.com/office/word/2010/wordprocessingGroup" xmlns:wpi="http://schemas.microsoft.com/office/word/2010/wordprocessingInk" xmlns:wne="http://schemas.microsoft.com/office/word/2006/wordml" xmlns:wps="http://schemas.microsoft.com/office/word/2010/wordprocessingShape" mc:Ignorable="w14 w15 w16se w16cid w16 w16cex w16sdtdh w16sdtfl w16du wp14">
   <w:footnote w:type="separator" w:id="-1">
     <w:p>
       <w:pPr>
@@ -4567,7 +5588,7 @@
 </file>
 
 <file path=word/header1.xml><?xml version="1.0" encoding="utf-8"?>
-<w:hdr xmlns:wpc="http://schemas.microsoft.com/office/word/2010/wordprocessingCanvas" xmlns:cx="http://schemas.microsoft.com/office/drawing/2014/chartex" xmlns:cx1="http://schemas.microsoft.com/office/drawing/2015/9/8/chartex" xmlns:cx2="http://schemas.microsoft.com/office/drawing/2015/10/21/chartex" xmlns:cx3="http://schemas.microsoft.com/office/drawing/2016/5/9/chartex" xmlns:cx4="http://schemas.microsoft.com/office/drawing/2016/5/10/chartex" xmlns:cx5="http://schemas.microsoft.com/office/drawing/2016/5/11/chartex" xmlns:cx6="http://schemas.microsoft.com/office/drawing/2016/5/12/chartex" xmlns:cx7="http://schemas.microsoft.com/office/drawing/2016/5/13/chartex" xmlns:cx8="http://schemas.microsoft.com/office/drawing/2016/5/14/chartex" xmlns:mc="http://schemas.openxmlformats.org/markup-compatibility/2006" xmlns:aink="http://schemas.microsoft.com/office/drawing/2016/ink" xmlns:am3d="http://schemas.microsoft.com/office/drawing/2017/model3d" xmlns:o="urn:schemas-microsoft-com:office:office" xmlns:r="http://schemas.openxmlformats.org/officeDocument/2006/relationships" xmlns:m="http://schemas.openxmlformats.org/officeDocument/2006/math" xmlns:v="urn:schemas-microsoft-com:vml" xmlns:wp14="http://schemas.microsoft.com/office/word/2010/wordprocessingDrawing" xmlns:wp="http://schemas.openxmlformats.org/drawingml/2006/wordprocessingDrawing" xmlns:w10="urn:schemas-microsoft-com:office:word" xmlns:w="http://schemas.openxmlformats.org/wordprocessingml/2006/main" xmlns:w14="http://schemas.microsoft.com/office/word/2010/wordml" xmlns:w15="http://schemas.microsoft.com/office/word/2012/wordml" xmlns:w16cid="http://schemas.microsoft.com/office/word/2016/wordml/cid" xmlns:w16se="http://schemas.microsoft.com/office/word/2015/wordml/symex" xmlns:wpg="http://schemas.microsoft.com/office/word/2010/wordprocessingGroup" xmlns:wpi="http://schemas.microsoft.com/office/word/2010/wordprocessingInk" xmlns:wne="http://schemas.microsoft.com/office/word/2006/wordml" xmlns:wps="http://schemas.microsoft.com/office/word/2010/wordprocessingShape" mc:Ignorable="w14 w15 w16se w16cid wp14">
+<w:hdr xmlns:wpc="http://schemas.microsoft.com/office/word/2010/wordprocessingCanvas" xmlns:cx="http://schemas.microsoft.com/office/drawing/2014/chartex" xmlns:cx1="http://schemas.microsoft.com/office/drawing/2015/9/8/chartex" xmlns:cx2="http://schemas.microsoft.com/office/drawing/2015/10/21/chartex" xmlns:cx3="http://schemas.microsoft.com/office/drawing/2016/5/9/chartex" xmlns:cx4="http://schemas.microsoft.com/office/drawing/2016/5/10/chartex" xmlns:cx5="http://schemas.microsoft.com/office/drawing/2016/5/11/chartex" xmlns:cx6="http://schemas.microsoft.com/office/drawing/2016/5/12/chartex" xmlns:cx7="http://schemas.microsoft.com/office/drawing/2016/5/13/chartex" xmlns:cx8="http://schemas.microsoft.com/office/drawing/2016/5/14/chartex" xmlns:mc="http://schemas.openxmlformats.org/markup-compatibility/2006" xmlns:aink="http://schemas.microsoft.com/office/drawing/2016/ink" xmlns:am3d="http://schemas.microsoft.com/office/drawing/2017/model3d" xmlns:o="urn:schemas-microsoft-com:office:office" xmlns:oel="http://schemas.microsoft.com/office/2019/extlst" xmlns:r="http://schemas.openxmlformats.org/officeDocument/2006/relationships" xmlns:m="http://schemas.openxmlformats.org/officeDocument/2006/math" xmlns:v="urn:schemas-microsoft-com:vml" xmlns:wp14="http://schemas.microsoft.com/office/word/2010/wordprocessingDrawing" xmlns:wp="http://schemas.openxmlformats.org/drawingml/2006/wordprocessingDrawing" xmlns:w10="urn:schemas-microsoft-com:office:word" xmlns:w="http://schemas.openxmlformats.org/wordprocessingml/2006/main" xmlns:w14="http://schemas.microsoft.com/office/word/2010/wordml" xmlns:w15="http://schemas.microsoft.com/office/word/2012/wordml" xmlns:w16cex="http://schemas.microsoft.com/office/word/2018/wordml/cex" xmlns:w16cid="http://schemas.microsoft.com/office/word/2016/wordml/cid" xmlns:w16="http://schemas.microsoft.com/office/word/2018/wordml" xmlns:w16du="http://schemas.microsoft.com/office/word/2023/wordml/word16du" xmlns:w16sdtdh="http://schemas.microsoft.com/office/word/2020/wordml/sdtdatahash" xmlns:w16sdtfl="http://schemas.microsoft.com/office/word/2024/wordml/sdtformatlock" xmlns:w16se="http://schemas.microsoft.com/office/word/2015/wordml/symex" xmlns:wpg="http://schemas.microsoft.com/office/word/2010/wordprocessingGroup" xmlns:wpi="http://schemas.microsoft.com/office/word/2010/wordprocessingInk" xmlns:wne="http://schemas.microsoft.com/office/word/2006/wordml" xmlns:wps="http://schemas.microsoft.com/office/word/2010/wordprocessingShape" mc:Ignorable="w14 w15 w16se w16cid w16 w16cex w16sdtdh w16sdtfl w16du wp14">
   <w:p>
     <w:pPr>
       <w:pStyle w:val="Header"/>
@@ -4672,7 +5693,7 @@
 </file>
 
 <file path=word/header2.xml><?xml version="1.0" encoding="utf-8"?>
-<w:hdr xmlns:wpc="http://schemas.microsoft.com/office/word/2010/wordprocessingCanvas" xmlns:cx="http://schemas.microsoft.com/office/drawing/2014/chartex" xmlns:cx1="http://schemas.microsoft.com/office/drawing/2015/9/8/chartex" xmlns:cx2="http://schemas.microsoft.com/office/drawing/2015/10/21/chartex" xmlns:cx3="http://schemas.microsoft.com/office/drawing/2016/5/9/chartex" xmlns:cx4="http://schemas.microsoft.com/office/drawing/2016/5/10/chartex" xmlns:cx5="http://schemas.microsoft.com/office/drawing/2016/5/11/chartex" xmlns:cx6="http://schemas.microsoft.com/office/drawing/2016/5/12/chartex" xmlns:cx7="http://schemas.microsoft.com/office/drawing/2016/5/13/chartex" xmlns:cx8="http://schemas.microsoft.com/office/drawing/2016/5/14/chartex" xmlns:mc="http://schemas.openxmlformats.org/markup-compatibility/2006" xmlns:aink="http://schemas.microsoft.com/office/drawing/2016/ink" xmlns:am3d="http://schemas.microsoft.com/office/drawing/2017/model3d" xmlns:o="urn:schemas-microsoft-com:office:office" xmlns:r="http://schemas.openxmlformats.org/officeDocument/2006/relationships" xmlns:m="http://schemas.openxmlformats.org/officeDocument/2006/math" xmlns:v="urn:schemas-microsoft-com:vml" xmlns:wp14="http://schemas.microsoft.com/office/word/2010/wordprocessingDrawing" xmlns:wp="http://schemas.openxmlformats.org/drawingml/2006/wordprocessingDrawing" xmlns:w10="urn:schemas-microsoft-com:office:word" xmlns:w="http://schemas.openxmlformats.org/wordprocessingml/2006/main" xmlns:w14="http://schemas.microsoft.com/office/word/2010/wordml" xmlns:w15="http://schemas.microsoft.com/office/word/2012/wordml" xmlns:w16cid="http://schemas.microsoft.com/office/word/2016/wordml/cid" xmlns:w16se="http://schemas.microsoft.com/office/word/2015/wordml/symex" xmlns:wpg="http://schemas.microsoft.com/office/word/2010/wordprocessingGroup" xmlns:wpi="http://schemas.microsoft.com/office/word/2010/wordprocessingInk" xmlns:wne="http://schemas.microsoft.com/office/word/2006/wordml" xmlns:wps="http://schemas.microsoft.com/office/word/2010/wordprocessingShape" mc:Ignorable="w14 w15 w16se w16cid wp14">
+<w:hdr xmlns:wpc="http://schemas.microsoft.com/office/word/2010/wordprocessingCanvas" xmlns:cx="http://schemas.microsoft.com/office/drawing/2014/chartex" xmlns:cx1="http://schemas.microsoft.com/office/drawing/2015/9/8/chartex" xmlns:cx2="http://schemas.microsoft.com/office/drawing/2015/10/21/chartex" xmlns:cx3="http://schemas.microsoft.com/office/drawing/2016/5/9/chartex" xmlns:cx4="http://schemas.microsoft.com/office/drawing/2016/5/10/chartex" xmlns:cx5="http://schemas.microsoft.com/office/drawing/2016/5/11/chartex" xmlns:cx6="http://schemas.microsoft.com/office/drawing/2016/5/12/chartex" xmlns:cx7="http://schemas.microsoft.com/office/drawing/2016/5/13/chartex" xmlns:cx8="http://schemas.microsoft.com/office/drawing/2016/5/14/chartex" xmlns:mc="http://schemas.openxmlformats.org/markup-compatibility/2006" xmlns:aink="http://schemas.microsoft.com/office/drawing/2016/ink" xmlns:am3d="http://schemas.microsoft.com/office/drawing/2017/model3d" xmlns:o="urn:schemas-microsoft-com:office:office" xmlns:oel="http://schemas.microsoft.com/office/2019/extlst" xmlns:r="http://schemas.openxmlformats.org/officeDocument/2006/relationships" xmlns:m="http://schemas.openxmlformats.org/officeDocument/2006/math" xmlns:v="urn:schemas-microsoft-com:vml" xmlns:wp14="http://schemas.microsoft.com/office/word/2010/wordprocessingDrawing" xmlns:wp="http://schemas.openxmlformats.org/drawingml/2006/wordprocessingDrawing" xmlns:w10="urn:schemas-microsoft-com:office:word" xmlns:w="http://schemas.openxmlformats.org/wordprocessingml/2006/main" xmlns:w14="http://schemas.microsoft.com/office/word/2010/wordml" xmlns:w15="http://schemas.microsoft.com/office/word/2012/wordml" xmlns:w16cex="http://schemas.microsoft.com/office/word/2018/wordml/cex" xmlns:w16cid="http://schemas.microsoft.com/office/word/2016/wordml/cid" xmlns:w16="http://schemas.microsoft.com/office/word/2018/wordml" xmlns:w16du="http://schemas.microsoft.com/office/word/2023/wordml/word16du" xmlns:w16sdtdh="http://schemas.microsoft.com/office/word/2020/wordml/sdtdatahash" xmlns:w16sdtfl="http://schemas.microsoft.com/office/word/2024/wordml/sdtformatlock" xmlns:w16se="http://schemas.microsoft.com/office/word/2015/wordml/symex" xmlns:wpg="http://schemas.microsoft.com/office/word/2010/wordprocessingGroup" xmlns:wpi="http://schemas.microsoft.com/office/word/2010/wordprocessingInk" xmlns:wne="http://schemas.microsoft.com/office/word/2006/wordml" xmlns:wps="http://schemas.microsoft.com/office/word/2010/wordprocessingShape" mc:Ignorable="w14 w15 w16se w16cid w16 w16cex w16sdtdh w16sdtfl w16du wp14">
   <w:p>
     <w:pPr>
       <w:pStyle w:val="Header"/>
@@ -4753,7 +5774,7 @@
 </file>
 
 <file path=word/header3.xml><?xml version="1.0" encoding="utf-8"?>
-<w:hdr xmlns:wpc="http://schemas.microsoft.com/office/word/2010/wordprocessingCanvas" xmlns:cx="http://schemas.microsoft.com/office/drawing/2014/chartex" xmlns:cx1="http://schemas.microsoft.com/office/drawing/2015/9/8/chartex" xmlns:cx2="http://schemas.microsoft.com/office/drawing/2015/10/21/chartex" xmlns:cx3="http://schemas.microsoft.com/office/drawing/2016/5/9/chartex" xmlns:cx4="http://schemas.microsoft.com/office/drawing/2016/5/10/chartex" xmlns:cx5="http://schemas.microsoft.com/office/drawing/2016/5/11/chartex" xmlns:cx6="http://schemas.microsoft.com/office/drawing/2016/5/12/chartex" xmlns:cx7="http://schemas.microsoft.com/office/drawing/2016/5/13/chartex" xmlns:cx8="http://schemas.microsoft.com/office/drawing/2016/5/14/chartex" xmlns:mc="http://schemas.openxmlformats.org/markup-compatibility/2006" xmlns:aink="http://schemas.microsoft.com/office/drawing/2016/ink" xmlns:am3d="http://schemas.microsoft.com/office/drawing/2017/model3d" xmlns:o="urn:schemas-microsoft-com:office:office" xmlns:r="http://schemas.openxmlformats.org/officeDocument/2006/relationships" xmlns:m="http://schemas.openxmlformats.org/officeDocument/2006/math" xmlns:v="urn:schemas-microsoft-com:vml" xmlns:wp14="http://schemas.microsoft.com/office/word/2010/wordprocessingDrawing" xmlns:wp="http://schemas.openxmlformats.org/drawingml/2006/wordprocessingDrawing" xmlns:w10="urn:schemas-microsoft-com:office:word" xmlns:w="http://schemas.openxmlformats.org/wordprocessingml/2006/main" xmlns:w14="http://schemas.microsoft.com/office/word/2010/wordml" xmlns:w15="http://schemas.microsoft.com/office/word/2012/wordml" xmlns:w16cid="http://schemas.microsoft.com/office/word/2016/wordml/cid" xmlns:w16se="http://schemas.microsoft.com/office/word/2015/wordml/symex" xmlns:wpg="http://schemas.microsoft.com/office/word/2010/wordprocessingGroup" xmlns:wpi="http://schemas.microsoft.com/office/word/2010/wordprocessingInk" xmlns:wne="http://schemas.microsoft.com/office/word/2006/wordml" xmlns:wps="http://schemas.microsoft.com/office/word/2010/wordprocessingShape" mc:Ignorable="w14 w15 w16se w16cid wp14">
+<w:hdr xmlns:wpc="http://schemas.microsoft.com/office/word/2010/wordprocessingCanvas" xmlns:cx="http://schemas.microsoft.com/office/drawing/2014/chartex" xmlns:cx1="http://schemas.microsoft.com/office/drawing/2015/9/8/chartex" xmlns:cx2="http://schemas.microsoft.com/office/drawing/2015/10/21/chartex" xmlns:cx3="http://schemas.microsoft.com/office/drawing/2016/5/9/chartex" xmlns:cx4="http://schemas.microsoft.com/office/drawing/2016/5/10/chartex" xmlns:cx5="http://schemas.microsoft.com/office/drawing/2016/5/11/chartex" xmlns:cx6="http://schemas.microsoft.com/office/drawing/2016/5/12/chartex" xmlns:cx7="http://schemas.microsoft.com/office/drawing/2016/5/13/chartex" xmlns:cx8="http://schemas.microsoft.com/office/drawing/2016/5/14/chartex" xmlns:mc="http://schemas.openxmlformats.org/markup-compatibility/2006" xmlns:aink="http://schemas.microsoft.com/office/drawing/2016/ink" xmlns:am3d="http://schemas.microsoft.com/office/drawing/2017/model3d" xmlns:o="urn:schemas-microsoft-com:office:office" xmlns:oel="http://schemas.microsoft.com/office/2019/extlst" xmlns:r="http://schemas.openxmlformats.org/officeDocument/2006/relationships" xmlns:m="http://schemas.openxmlformats.org/officeDocument/2006/math" xmlns:v="urn:schemas-microsoft-com:vml" xmlns:wp14="http://schemas.microsoft.com/office/word/2010/wordprocessingDrawing" xmlns:wp="http://schemas.openxmlformats.org/drawingml/2006/wordprocessingDrawing" xmlns:w10="urn:schemas-microsoft-com:office:word" xmlns:w="http://schemas.openxmlformats.org/wordprocessingml/2006/main" xmlns:w14="http://schemas.microsoft.com/office/word/2010/wordml" xmlns:w15="http://schemas.microsoft.com/office/word/2012/wordml" xmlns:w16cex="http://schemas.microsoft.com/office/word/2018/wordml/cex" xmlns:w16cid="http://schemas.microsoft.com/office/word/2016/wordml/cid" xmlns:w16="http://schemas.microsoft.com/office/word/2018/wordml" xmlns:w16du="http://schemas.microsoft.com/office/word/2023/wordml/word16du" xmlns:w16sdtdh="http://schemas.microsoft.com/office/word/2020/wordml/sdtdatahash" xmlns:w16sdtfl="http://schemas.microsoft.com/office/word/2024/wordml/sdtformatlock" xmlns:w16se="http://schemas.microsoft.com/office/word/2015/wordml/symex" xmlns:wpg="http://schemas.microsoft.com/office/word/2010/wordprocessingGroup" xmlns:wpi="http://schemas.microsoft.com/office/word/2010/wordprocessingInk" xmlns:wne="http://schemas.microsoft.com/office/word/2006/wordml" xmlns:wps="http://schemas.microsoft.com/office/word/2010/wordprocessingShape" mc:Ignorable="w14 w15 w16se w16cid w16 w16cex w16sdtdh w16sdtfl w16du wp14">
   <w:p>
     <w:pPr>
       <w:pStyle w:val="Header"/>
@@ -4763,7 +5784,7 @@
 </file>
 
 <file path=word/numbering.xml><?xml version="1.0" encoding="utf-8"?>
-<w:numbering xmlns:wpc="http://schemas.microsoft.com/office/word/2010/wordprocessingCanvas" xmlns:cx="http://schemas.microsoft.com/office/drawing/2014/chartex" xmlns:cx1="http://schemas.microsoft.com/office/drawing/2015/9/8/chartex" xmlns:cx2="http://schemas.microsoft.com/office/drawing/2015/10/21/chartex" xmlns:cx3="http://schemas.microsoft.com/office/drawing/2016/5/9/chartex" xmlns:cx4="http://schemas.microsoft.com/office/drawing/2016/5/10/chartex" xmlns:cx5="http://schemas.microsoft.com/office/drawing/2016/5/11/chartex" xmlns:cx6="http://schemas.microsoft.com/office/drawing/2016/5/12/chartex" xmlns:cx7="http://schemas.microsoft.com/office/drawing/2016/5/13/chartex" xmlns:cx8="http://schemas.microsoft.com/office/drawing/2016/5/14/chartex" xmlns:mc="http://schemas.openxmlformats.org/markup-compatibility/2006" xmlns:aink="http://schemas.microsoft.com/office/drawing/2016/ink" xmlns:am3d="http://schemas.microsoft.com/office/drawing/2017/model3d" xmlns:o="urn:schemas-microsoft-com:office:office" xmlns:r="http://schemas.openxmlformats.org/officeDocument/2006/relationships" xmlns:m="http://schemas.openxmlformats.org/officeDocument/2006/math" xmlns:v="urn:schemas-microsoft-com:vml" xmlns:wp14="http://schemas.microsoft.com/office/word/2010/wordprocessingDrawing" xmlns:wp="http://schemas.openxmlformats.org/drawingml/2006/wordprocessingDrawing" xmlns:w10="urn:schemas-microsoft-com:office:word" xmlns:w="http://schemas.openxmlformats.org/wordprocessingml/2006/main" xmlns:w14="http://schemas.microsoft.com/office/word/2010/wordml" xmlns:w15="http://schemas.microsoft.com/office/word/2012/wordml" xmlns:w16cid="http://schemas.microsoft.com/office/word/2016/wordml/cid" xmlns:w16se="http://schemas.microsoft.com/office/word/2015/wordml/symex" xmlns:wpg="http://schemas.microsoft.com/office/word/2010/wordprocessingGroup" xmlns:wpi="http://schemas.microsoft.com/office/word/2010/wordprocessingInk" xmlns:wne="http://schemas.microsoft.com/office/word/2006/wordml" xmlns:wps="http://schemas.microsoft.com/office/word/2010/wordprocessingShape" mc:Ignorable="w14 w15 w16se w16cid wp14">
+<w:numbering xmlns:wpc="http://schemas.microsoft.com/office/word/2010/wordprocessingCanvas" xmlns:cx="http://schemas.microsoft.com/office/drawing/2014/chartex" xmlns:cx1="http://schemas.microsoft.com/office/drawing/2015/9/8/chartex" xmlns:cx2="http://schemas.microsoft.com/office/drawing/2015/10/21/chartex" xmlns:cx3="http://schemas.microsoft.com/office/drawing/2016/5/9/chartex" xmlns:cx4="http://schemas.microsoft.com/office/drawing/2016/5/10/chartex" xmlns:cx5="http://schemas.microsoft.com/office/drawing/2016/5/11/chartex" xmlns:cx6="http://schemas.microsoft.com/office/drawing/2016/5/12/chartex" xmlns:cx7="http://schemas.microsoft.com/office/drawing/2016/5/13/chartex" xmlns:cx8="http://schemas.microsoft.com/office/drawing/2016/5/14/chartex" xmlns:mc="http://schemas.openxmlformats.org/markup-compatibility/2006" xmlns:aink="http://schemas.microsoft.com/office/drawing/2016/ink" xmlns:am3d="http://schemas.microsoft.com/office/drawing/2017/model3d" xmlns:o="urn:schemas-microsoft-com:office:office" xmlns:oel="http://schemas.microsoft.com/office/2019/extlst" xmlns:r="http://schemas.openxmlformats.org/officeDocument/2006/relationships" xmlns:m="http://schemas.openxmlformats.org/officeDocument/2006/math" xmlns:v="urn:schemas-microsoft-com:vml" xmlns:wp14="http://schemas.microsoft.com/office/word/2010/wordprocessingDrawing" xmlns:wp="http://schemas.openxmlformats.org/drawingml/2006/wordprocessingDrawing" xmlns:w10="urn:schemas-microsoft-com:office:word" xmlns:w="http://schemas.openxmlformats.org/wordprocessingml/2006/main" xmlns:w14="http://schemas.microsoft.com/office/word/2010/wordml" xmlns:w15="http://schemas.microsoft.com/office/word/2012/wordml" xmlns:w16cex="http://schemas.microsoft.com/office/word/2018/wordml/cex" xmlns:w16cid="http://schemas.microsoft.com/office/word/2016/wordml/cid" xmlns:w16="http://schemas.microsoft.com/office/word/2018/wordml" xmlns:w16du="http://schemas.microsoft.com/office/word/2023/wordml/word16du" xmlns:w16sdtdh="http://schemas.microsoft.com/office/word/2020/wordml/sdtdatahash" xmlns:w16sdtfl="http://schemas.microsoft.com/office/word/2024/wordml/sdtformatlock" xmlns:w16se="http://schemas.microsoft.com/office/word/2015/wordml/symex" xmlns:wpg="http://schemas.microsoft.com/office/word/2010/wordprocessingGroup" xmlns:wpi="http://schemas.microsoft.com/office/word/2010/wordprocessingInk" xmlns:wne="http://schemas.microsoft.com/office/word/2006/wordml" xmlns:wps="http://schemas.microsoft.com/office/word/2010/wordprocessingShape" mc:Ignorable="w14 w15 w16se w16cid w16 w16cex w16sdtdh w16sdtfl w16du wp14">
   <w:abstractNum w:abstractNumId="0" w15:restartNumberingAfterBreak="0">
     <w:nsid w:val="01A42758"/>
     <w:multiLevelType w:val="hybridMultilevel"/>
@@ -7733,104 +8754,104 @@
       </w:pPr>
     </w:lvl>
   </w:abstractNum>
-  <w:num w:numId="1">
+  <w:num w:numId="1" w16cid:durableId="2084061645">
     <w:abstractNumId w:val="3"/>
   </w:num>
-  <w:num w:numId="2">
+  <w:num w:numId="2" w16cid:durableId="4140469">
     <w:abstractNumId w:val="18"/>
   </w:num>
-  <w:num w:numId="3">
+  <w:num w:numId="3" w16cid:durableId="80445013">
     <w:abstractNumId w:val="28"/>
   </w:num>
-  <w:num w:numId="4">
+  <w:num w:numId="4" w16cid:durableId="1954818843">
     <w:abstractNumId w:val="28"/>
     <w:lvlOverride w:ilvl="0">
       <w:startOverride w:val="1"/>
     </w:lvlOverride>
   </w:num>
-  <w:num w:numId="5">
+  <w:num w:numId="5" w16cid:durableId="1767724301">
     <w:abstractNumId w:val="14"/>
   </w:num>
-  <w:num w:numId="6">
+  <w:num w:numId="6" w16cid:durableId="17583325">
     <w:abstractNumId w:val="2"/>
   </w:num>
-  <w:num w:numId="7">
+  <w:num w:numId="7" w16cid:durableId="583879297">
     <w:abstractNumId w:val="20"/>
   </w:num>
-  <w:num w:numId="8">
+  <w:num w:numId="8" w16cid:durableId="1212694442">
     <w:abstractNumId w:val="1"/>
   </w:num>
-  <w:num w:numId="9">
+  <w:num w:numId="9" w16cid:durableId="1180391120">
     <w:abstractNumId w:val="12"/>
   </w:num>
-  <w:num w:numId="10">
+  <w:num w:numId="10" w16cid:durableId="1105151073">
     <w:abstractNumId w:val="24"/>
   </w:num>
-  <w:num w:numId="11">
+  <w:num w:numId="11" w16cid:durableId="1944805303">
     <w:abstractNumId w:val="16"/>
   </w:num>
-  <w:num w:numId="12">
+  <w:num w:numId="12" w16cid:durableId="1258248629">
     <w:abstractNumId w:val="25"/>
   </w:num>
-  <w:num w:numId="13">
+  <w:num w:numId="13" w16cid:durableId="1723675570">
     <w:abstractNumId w:val="17"/>
   </w:num>
-  <w:num w:numId="14">
+  <w:num w:numId="14" w16cid:durableId="1908029435">
     <w:abstractNumId w:val="23"/>
   </w:num>
-  <w:num w:numId="15">
+  <w:num w:numId="15" w16cid:durableId="1618829318">
     <w:abstractNumId w:val="22"/>
   </w:num>
-  <w:num w:numId="16">
+  <w:num w:numId="16" w16cid:durableId="32846924">
     <w:abstractNumId w:val="10"/>
   </w:num>
-  <w:num w:numId="17">
+  <w:num w:numId="17" w16cid:durableId="257450046">
     <w:abstractNumId w:val="4"/>
   </w:num>
-  <w:num w:numId="18">
+  <w:num w:numId="18" w16cid:durableId="1437166778">
     <w:abstractNumId w:val="9"/>
   </w:num>
-  <w:num w:numId="19">
+  <w:num w:numId="19" w16cid:durableId="2135756314">
     <w:abstractNumId w:val="0"/>
   </w:num>
-  <w:num w:numId="20">
+  <w:num w:numId="20" w16cid:durableId="1694112160">
     <w:abstractNumId w:val="8"/>
   </w:num>
-  <w:num w:numId="21">
+  <w:num w:numId="21" w16cid:durableId="569459323">
     <w:abstractNumId w:val="7"/>
   </w:num>
-  <w:num w:numId="22">
+  <w:num w:numId="22" w16cid:durableId="1007056898">
     <w:abstractNumId w:val="11"/>
   </w:num>
-  <w:num w:numId="23">
+  <w:num w:numId="23" w16cid:durableId="860895577">
     <w:abstractNumId w:val="19"/>
   </w:num>
-  <w:num w:numId="24">
+  <w:num w:numId="24" w16cid:durableId="905334004">
     <w:abstractNumId w:val="21"/>
   </w:num>
-  <w:num w:numId="25">
+  <w:num w:numId="25" w16cid:durableId="1827672960">
     <w:abstractNumId w:val="27"/>
   </w:num>
-  <w:num w:numId="26">
+  <w:num w:numId="26" w16cid:durableId="354309591">
     <w:abstractNumId w:val="26"/>
   </w:num>
-  <w:num w:numId="27">
+  <w:num w:numId="27" w16cid:durableId="1423601024">
     <w:abstractNumId w:val="15"/>
   </w:num>
-  <w:num w:numId="28">
+  <w:num w:numId="28" w16cid:durableId="1228153520">
     <w:abstractNumId w:val="13"/>
   </w:num>
-  <w:num w:numId="29">
+  <w:num w:numId="29" w16cid:durableId="583340875">
     <w:abstractNumId w:val="6"/>
   </w:num>
-  <w:num w:numId="30">
+  <w:num w:numId="30" w16cid:durableId="998387039">
     <w:abstractNumId w:val="5"/>
   </w:num>
 </w:numbering>
 </file>
 
 <file path=word/styles.xml><?xml version="1.0" encoding="utf-8"?>
-<w:styles xmlns:mc="http://schemas.openxmlformats.org/markup-compatibility/2006" xmlns:r="http://schemas.openxmlformats.org/officeDocument/2006/relationships" xmlns:w="http://schemas.openxmlformats.org/wordprocessingml/2006/main" xmlns:w14="http://schemas.microsoft.com/office/word/2010/wordml" xmlns:w15="http://schemas.microsoft.com/office/word/2012/wordml" xmlns:w16cid="http://schemas.microsoft.com/office/word/2016/wordml/cid" xmlns:w16se="http://schemas.microsoft.com/office/word/2015/wordml/symex" mc:Ignorable="w14 w15 w16se w16cid">
+<w:styles xmlns:mc="http://schemas.openxmlformats.org/markup-compatibility/2006" xmlns:r="http://schemas.openxmlformats.org/officeDocument/2006/relationships" xmlns:w="http://schemas.openxmlformats.org/wordprocessingml/2006/main" xmlns:w14="http://schemas.microsoft.com/office/word/2010/wordml" xmlns:w15="http://schemas.microsoft.com/office/word/2012/wordml" xmlns:w16cex="http://schemas.microsoft.com/office/word/2018/wordml/cex" xmlns:w16cid="http://schemas.microsoft.com/office/word/2016/wordml/cid" xmlns:w16="http://schemas.microsoft.com/office/word/2018/wordml" xmlns:w16du="http://schemas.microsoft.com/office/word/2023/wordml/word16du" xmlns:w16sdtdh="http://schemas.microsoft.com/office/word/2020/wordml/sdtdatahash" xmlns:w16sdtfl="http://schemas.microsoft.com/office/word/2024/wordml/sdtformatlock" xmlns:w16se="http://schemas.microsoft.com/office/word/2015/wordml/symex" mc:Ignorable="w14 w15 w16se w16cid w16 w16cex w16sdtdh w16sdtfl w16du">
   <w:docDefaults>
     <w:rPrDefault>
       <w:rPr>
